--- a/public/templates/QatarEnergy LNG Medical Department.docx
+++ b/public/templates/QatarEnergy LNG Medical Department.docx
@@ -3329,6 +3329,7 @@
               <w:spacing w:line="195" w:lineRule="exact"/>
               <w:ind w:left="78"/>
               <w:rPr>
+                <w:spacing w:val="-2"/>
                 <w:sz w:val="16"/>
               </w:rPr>
             </w:pPr>
@@ -3366,6 +3367,39 @@
                 <w:sz w:val="16"/>
               </w:rPr>
               <w:t>specify)</w:t>
+            </w:r>
+          </w:p>
+          <w:p>
+            <w:pPr>
+              <w:pStyle w:val="TableParagraph"/>
+              <w:spacing w:line="195" w:lineRule="exact"/>
+              <w:ind w:left="78"/>
+              <w:rPr>
+                <w:sz w:val="16"/>
+              </w:rPr>
+            </w:pPr>
+            <w:r>
+              <w:rPr>
+                <w:spacing w:val="-2"/>
+                <w:sz w:val="16"/>
+              </w:rPr>
+              <w:t>{{</w:t>
+            </w:r>
+            <w:proofErr w:type="spellStart"/>
+            <w:r>
+              <w:rPr>
+                <w:spacing w:val="-2"/>
+                <w:sz w:val="16"/>
+              </w:rPr>
+              <w:t>others_ifyes</w:t>
+            </w:r>
+            <w:proofErr w:type="spellEnd"/>
+            <w:r>
+              <w:rPr>
+                <w:spacing w:val="-2"/>
+                <w:sz w:val="16"/>
+              </w:rPr>
+              <w:t>))</w:t>
             </w:r>
           </w:p>
         </w:tc>
@@ -14385,8 +14419,7 @@
               <w:spacing w:before="29"/>
               <w:ind w:left="112"/>
               <w:rPr>
-                <w:i/>
-                <w:sz w:val="14"/>
+                <w:sz w:val="16"/>
               </w:rPr>
             </w:pPr>
             <w:r>
@@ -14563,19 +14596,169 @@
             <w:r>
               <w:rPr>
                 <w:i/>
-                <w:spacing w:val="-2"/>
                 <w:sz w:val="12"/>
               </w:rPr>
-              <w:t>{</w:t>
+              <w:tab/>
             </w:r>
             <w:proofErr w:type="gramEnd"/>
             <w:r>
               <w:rPr>
                 <w:i/>
+                <w:sz w:val="14"/>
+              </w:rPr>
+              <w:t>How</w:t>
+            </w:r>
+            <w:r>
+              <w:rPr>
+                <w:i/>
+                <w:spacing w:val="-5"/>
+                <w:sz w:val="14"/>
+              </w:rPr>
+              <w:t xml:space="preserve"> </w:t>
+            </w:r>
+            <w:r>
+              <w:rPr>
+                <w:i/>
+                <w:sz w:val="14"/>
+              </w:rPr>
+              <w:t>Long</w:t>
+            </w:r>
+            <w:r>
+              <w:rPr>
+                <w:i/>
+                <w:spacing w:val="-3"/>
+                <w:sz w:val="14"/>
+              </w:rPr>
+              <w:t xml:space="preserve"> </w:t>
+            </w:r>
+            <w:r>
+              <w:rPr>
+                <w:i/>
+                <w:sz w:val="14"/>
+              </w:rPr>
+              <w:t>and</w:t>
+            </w:r>
+            <w:r>
+              <w:rPr>
+                <w:i/>
+                <w:spacing w:val="-5"/>
+                <w:sz w:val="14"/>
+              </w:rPr>
+              <w:t xml:space="preserve"> </w:t>
+            </w:r>
+            <w:r>
+              <w:rPr>
+                <w:i/>
+                <w:sz w:val="14"/>
+              </w:rPr>
+              <w:t>how</w:t>
+            </w:r>
+            <w:r>
+              <w:rPr>
+                <w:i/>
+                <w:spacing w:val="-4"/>
+                <w:sz w:val="14"/>
+              </w:rPr>
+              <w:t xml:space="preserve"> </w:t>
+            </w:r>
+            <w:r>
+              <w:rPr>
+                <w:i/>
+                <w:sz w:val="14"/>
+              </w:rPr>
+              <w:t>frequent</w:t>
+            </w:r>
+            <w:r>
+              <w:rPr>
+                <w:i/>
+                <w:spacing w:val="-8"/>
+                <w:sz w:val="14"/>
+              </w:rPr>
+              <w:t xml:space="preserve"> </w:t>
+            </w:r>
+            <w:r>
+              <w:rPr>
+                <w:i/>
+                <w:sz w:val="14"/>
+              </w:rPr>
+              <w:t>per</w:t>
+            </w:r>
+            <w:r>
+              <w:rPr>
+                <w:i/>
+                <w:spacing w:val="-8"/>
+                <w:sz w:val="14"/>
+              </w:rPr>
+              <w:t xml:space="preserve"> </w:t>
+            </w:r>
+            <w:r>
+              <w:rPr>
+                <w:i/>
+                <w:sz w:val="14"/>
+              </w:rPr>
+              <w:t>day</w:t>
+            </w:r>
+            <w:r>
+              <w:rPr>
+                <w:i/>
+                <w:spacing w:val="-7"/>
+                <w:sz w:val="14"/>
+              </w:rPr>
+              <w:t xml:space="preserve"> </w:t>
+            </w:r>
+            <w:r>
+              <w:rPr>
+                <w:i/>
+                <w:sz w:val="14"/>
+              </w:rPr>
+              <w:t>or</w:t>
+            </w:r>
+            <w:r>
+              <w:rPr>
+                <w:i/>
+                <w:spacing w:val="-5"/>
+                <w:sz w:val="14"/>
+              </w:rPr>
+              <w:t xml:space="preserve"> </w:t>
+            </w:r>
+            <w:r>
+              <w:rPr>
+                <w:i/>
+                <w:spacing w:val="-2"/>
+                <w:sz w:val="14"/>
+              </w:rPr>
+              <w:t>week?</w:t>
+            </w:r>
+            <w:r>
+              <w:rPr>
+                <w:i/>
+                <w:spacing w:val="-2"/>
+                <w:sz w:val="14"/>
+              </w:rPr>
+              <w:t xml:space="preserve"> </w:t>
+            </w:r>
+          </w:p>
+          <w:p>
+            <w:pPr>
+              <w:tabs>
+                <w:tab w:val="left" w:pos="1867"/>
+                <w:tab w:val="left" w:pos="6778"/>
+              </w:tabs>
+              <w:rPr>
+                <w:sz w:val="16"/>
+                <w:szCs w:val="16"/>
+              </w:rPr>
+            </w:pPr>
+            <w:r>
+              <w:tab/>
+            </w:r>
+            <w:r>
+              <w:rPr>
+                <w:i/>
                 <w:spacing w:val="-2"/>
                 <w:sz w:val="12"/>
               </w:rPr>
-              <w:t>{</w:t>
+              <w:t>{{</w:t>
             </w:r>
             <w:proofErr w:type="spellStart"/>
             <w:r>
@@ -14598,6 +14781,7 @@
             <w:r>
               <w:rPr>
                 <w:i/>
+                <w:spacing w:val="-2"/>
                 <w:sz w:val="12"/>
               </w:rPr>
               <w:tab/>
@@ -14605,130 +14789,36 @@
             <w:r>
               <w:rPr>
                 <w:i/>
-                <w:sz w:val="14"/>
-              </w:rPr>
-              <w:t>How</w:t>
-            </w:r>
-            <w:r>
-              <w:rPr>
-                <w:i/>
-                <w:spacing w:val="-5"/>
-                <w:sz w:val="14"/>
-              </w:rPr>
-              <w:t xml:space="preserve"> </w:t>
-            </w:r>
-            <w:r>
-              <w:rPr>
-                <w:i/>
-                <w:sz w:val="14"/>
-              </w:rPr>
-              <w:t>Long</w:t>
-            </w:r>
-            <w:r>
-              <w:rPr>
-                <w:i/>
-                <w:spacing w:val="-3"/>
-                <w:sz w:val="14"/>
-              </w:rPr>
-              <w:t xml:space="preserve"> </w:t>
-            </w:r>
-            <w:r>
-              <w:rPr>
-                <w:i/>
-                <w:sz w:val="14"/>
-              </w:rPr>
-              <w:t>and</w:t>
-            </w:r>
-            <w:r>
-              <w:rPr>
-                <w:i/>
-                <w:spacing w:val="-5"/>
-                <w:sz w:val="14"/>
-              </w:rPr>
-              <w:t xml:space="preserve"> </w:t>
-            </w:r>
-            <w:r>
-              <w:rPr>
-                <w:i/>
-                <w:sz w:val="14"/>
-              </w:rPr>
-              <w:t>how</w:t>
-            </w:r>
-            <w:r>
-              <w:rPr>
-                <w:i/>
-                <w:spacing w:val="-4"/>
-                <w:sz w:val="14"/>
-              </w:rPr>
-              <w:t xml:space="preserve"> </w:t>
-            </w:r>
-            <w:r>
-              <w:rPr>
-                <w:i/>
-                <w:sz w:val="14"/>
-              </w:rPr>
-              <w:t>frequent</w:t>
-            </w:r>
-            <w:r>
-              <w:rPr>
-                <w:i/>
-                <w:spacing w:val="-8"/>
-                <w:sz w:val="14"/>
-              </w:rPr>
-              <w:t xml:space="preserve"> </w:t>
-            </w:r>
-            <w:r>
-              <w:rPr>
-                <w:i/>
-                <w:sz w:val="14"/>
-              </w:rPr>
-              <w:t>per</w:t>
-            </w:r>
-            <w:r>
-              <w:rPr>
-                <w:i/>
-                <w:spacing w:val="-8"/>
-                <w:sz w:val="14"/>
-              </w:rPr>
-              <w:t xml:space="preserve"> </w:t>
-            </w:r>
-            <w:r>
-              <w:rPr>
-                <w:i/>
-                <w:sz w:val="14"/>
-              </w:rPr>
-              <w:t>day</w:t>
-            </w:r>
-            <w:r>
-              <w:rPr>
-                <w:i/>
-                <w:spacing w:val="-7"/>
-                <w:sz w:val="14"/>
-              </w:rPr>
-              <w:t xml:space="preserve"> </w:t>
-            </w:r>
-            <w:r>
-              <w:rPr>
-                <w:i/>
-                <w:sz w:val="14"/>
-              </w:rPr>
-              <w:t>or</w:t>
-            </w:r>
-            <w:r>
-              <w:rPr>
-                <w:i/>
-                <w:spacing w:val="-5"/>
-                <w:sz w:val="14"/>
-              </w:rPr>
-              <w:t xml:space="preserve"> </w:t>
-            </w:r>
-            <w:r>
-              <w:rPr>
-                <w:i/>
-                <w:spacing w:val="-2"/>
-                <w:sz w:val="14"/>
-              </w:rPr>
-              <w:t>week?</w:t>
+                <w:spacing w:val="-2"/>
+                <w:sz w:val="14"/>
+              </w:rPr>
+              <w:t>{{</w:t>
+            </w:r>
+            <w:proofErr w:type="spellStart"/>
+            <w:r>
+              <w:rPr>
+                <w:i/>
+                <w:spacing w:val="-2"/>
+                <w:sz w:val="14"/>
+              </w:rPr>
+              <w:t>h</w:t>
+            </w:r>
+            <w:r>
+              <w:rPr>
+                <w:i/>
+                <w:spacing w:val="-2"/>
+                <w:sz w:val="14"/>
+              </w:rPr>
+              <w:t>l_hf</w:t>
+            </w:r>
+            <w:proofErr w:type="spellEnd"/>
+            <w:r>
+              <w:rPr>
+                <w:i/>
+                <w:spacing w:val="-2"/>
+                <w:sz w:val="14"/>
+              </w:rPr>
+              <w:t>}}</w:t>
             </w:r>
           </w:p>
         </w:tc>
@@ -15124,6 +15214,38 @@
                 <w:sz w:val="16"/>
               </w:rPr>
               <w:t>week</w:t>
+            </w:r>
+          </w:p>
+          <w:p>
+            <w:pPr>
+              <w:ind w:left="113"/>
+              <w:rPr>
+                <w:sz w:val="16"/>
+                <w:szCs w:val="16"/>
+              </w:rPr>
+            </w:pPr>
+            <w:r>
+              <w:rPr>
+                <w:sz w:val="16"/>
+                <w:szCs w:val="16"/>
+              </w:rPr>
+              <w:t>{{</w:t>
+            </w:r>
+            <w:proofErr w:type="spellStart"/>
+            <w:r>
+              <w:rPr>
+                <w:sz w:val="16"/>
+                <w:szCs w:val="16"/>
+              </w:rPr>
+              <w:t>answer_ifyes</w:t>
+            </w:r>
+            <w:proofErr w:type="spellEnd"/>
+            <w:r>
+              <w:rPr>
+                <w:sz w:val="16"/>
+                <w:szCs w:val="16"/>
+              </w:rPr>
+              <w:t>}}</w:t>
             </w:r>
           </w:p>
         </w:tc>
@@ -28787,6 +28909,13 @@
                                       <w:szCs w:val="16"/>
                                     </w:rPr>
                                   </w:pPr>
+                                  <w:r>
+                                    <w:rPr>
+                                      <w:sz w:val="16"/>
+                                      <w:szCs w:val="16"/>
+                                    </w:rPr>
+                                    <w:t>{{date}}</w:t>
+                                  </w:r>
                                 </w:p>
                               </w:txbxContent>
                             </wps:txbx>
@@ -28814,6 +28943,13 @@
                                 <w:szCs w:val="16"/>
                               </w:rPr>
                             </w:pPr>
+                            <w:r>
+                              <w:rPr>
+                                <w:sz w:val="16"/>
+                                <w:szCs w:val="16"/>
+                              </w:rPr>
+                              <w:t>{{date}}</w:t>
+                            </w:r>
                           </w:p>
                         </w:txbxContent>
                       </v:textbox>

--- a/public/templates/QatarEnergy LNG Medical Department.docx
+++ b/public/templates/QatarEnergy LNG Medical Department.docx
@@ -112,6 +112,7 @@
       <w:pPr>
         <w:pStyle w:val="Title"/>
       </w:pPr>
+      <w:proofErr w:type="spellStart"/>
       <w:r>
         <w:rPr>
           <w:color w:val="155199"/>
@@ -124,6 +125,7 @@
         </w:rPr>
         <w:t>Energy</w:t>
       </w:r>
+      <w:proofErr w:type="spellEnd"/>
       <w:r>
         <w:rPr>
           <w:color w:val="44B386"/>
@@ -815,6 +817,7 @@
               </w:rPr>
               <w:t xml:space="preserve"> </w:t>
             </w:r>
+            <w:proofErr w:type="gramStart"/>
             <w:r>
               <w:rPr>
                 <w:spacing w:val="-4"/>
@@ -829,6 +832,7 @@
               </w:rPr>
               <w:t xml:space="preserve"> :</w:t>
             </w:r>
+            <w:proofErr w:type="gramEnd"/>
             <w:r>
               <w:rPr>
                 <w:spacing w:val="-4"/>
@@ -841,7 +845,23 @@
                 <w:spacing w:val="-4"/>
                 <w:sz w:val="16"/>
               </w:rPr>
-              <w:t>{{first_name}}</w:t>
+              <w:t>{{</w:t>
+            </w:r>
+            <w:proofErr w:type="spellStart"/>
+            <w:r>
+              <w:rPr>
+                <w:spacing w:val="-4"/>
+                <w:sz w:val="16"/>
+              </w:rPr>
+              <w:t>first_name</w:t>
+            </w:r>
+            <w:proofErr w:type="spellEnd"/>
+            <w:r>
+              <w:rPr>
+                <w:spacing w:val="-4"/>
+                <w:sz w:val="16"/>
+              </w:rPr>
+              <w:t>}}</w:t>
             </w:r>
           </w:p>
         </w:tc>
@@ -878,6 +898,7 @@
               </w:rPr>
               <w:t xml:space="preserve"> </w:t>
             </w:r>
+            <w:proofErr w:type="gramStart"/>
             <w:r>
               <w:rPr>
                 <w:spacing w:val="-4"/>
@@ -890,14 +911,38 @@
                 <w:spacing w:val="-4"/>
                 <w:sz w:val="16"/>
               </w:rPr>
-              <w:t xml:space="preserve"> : </w:t>
-            </w:r>
+              <w:t xml:space="preserve"> :</w:t>
+            </w:r>
+            <w:proofErr w:type="gramEnd"/>
             <w:r>
               <w:rPr>
                 <w:spacing w:val="-4"/>
                 <w:sz w:val="16"/>
               </w:rPr>
-              <w:t>{{family_name}}</w:t>
+              <w:t xml:space="preserve"> </w:t>
+            </w:r>
+            <w:r>
+              <w:rPr>
+                <w:spacing w:val="-4"/>
+                <w:sz w:val="16"/>
+              </w:rPr>
+              <w:t>{{</w:t>
+            </w:r>
+            <w:proofErr w:type="spellStart"/>
+            <w:r>
+              <w:rPr>
+                <w:spacing w:val="-4"/>
+                <w:sz w:val="16"/>
+              </w:rPr>
+              <w:t>family_name</w:t>
+            </w:r>
+            <w:proofErr w:type="spellEnd"/>
+            <w:r>
+              <w:rPr>
+                <w:spacing w:val="-4"/>
+                <w:sz w:val="16"/>
+              </w:rPr>
+              <w:t>}}</w:t>
             </w:r>
           </w:p>
         </w:tc>
@@ -966,15 +1011,33 @@
                 <w:spacing w:val="-2"/>
                 <w:sz w:val="12"/>
               </w:rPr>
-              <w:t>(DD/MM/YY)</w:t>
-            </w:r>
+              <w:t>(DD/MM/YY</w:t>
+            </w:r>
+            <w:proofErr w:type="gramStart"/>
             <w:r>
               <w:rPr>
                 <w:i/>
                 <w:spacing w:val="-2"/>
                 <w:sz w:val="12"/>
               </w:rPr>
-              <w:t xml:space="preserve"> : </w:t>
+              <w:t>)</w:t>
+            </w:r>
+            <w:r>
+              <w:rPr>
+                <w:i/>
+                <w:spacing w:val="-2"/>
+                <w:sz w:val="12"/>
+              </w:rPr>
+              <w:t xml:space="preserve"> :</w:t>
+            </w:r>
+            <w:proofErr w:type="gramEnd"/>
+            <w:r>
+              <w:rPr>
+                <w:i/>
+                <w:spacing w:val="-2"/>
+                <w:sz w:val="12"/>
+              </w:rPr>
+              <w:t xml:space="preserve"> </w:t>
             </w:r>
             <w:r>
               <w:rPr>
@@ -985,6 +1048,7 @@
               </w:rPr>
               <w:t>{{</w:t>
             </w:r>
+            <w:proofErr w:type="spellStart"/>
             <w:r>
               <w:rPr>
                 <w:iCs/>
@@ -994,6 +1058,7 @@
               </w:rPr>
               <w:t>ddmmyy</w:t>
             </w:r>
+            <w:proofErr w:type="spellEnd"/>
             <w:r>
               <w:rPr>
                 <w:iCs/>
@@ -1039,6 +1104,7 @@
               </w:rPr>
               <w:t xml:space="preserve"> </w:t>
             </w:r>
+            <w:proofErr w:type="gramStart"/>
             <w:r>
               <w:rPr>
                 <w:spacing w:val="-5"/>
@@ -1051,14 +1117,38 @@
                 <w:spacing w:val="-5"/>
                 <w:sz w:val="16"/>
               </w:rPr>
-              <w:t xml:space="preserve"> : </w:t>
-            </w:r>
+              <w:t xml:space="preserve"> :</w:t>
+            </w:r>
+            <w:proofErr w:type="gramEnd"/>
             <w:r>
               <w:rPr>
                 <w:spacing w:val="-5"/>
                 <w:sz w:val="16"/>
               </w:rPr>
-              <w:t>{{id_passport}}</w:t>
+              <w:t xml:space="preserve"> </w:t>
+            </w:r>
+            <w:r>
+              <w:rPr>
+                <w:spacing w:val="-5"/>
+                <w:sz w:val="16"/>
+              </w:rPr>
+              <w:t>{{</w:t>
+            </w:r>
+            <w:proofErr w:type="spellStart"/>
+            <w:r>
+              <w:rPr>
+                <w:spacing w:val="-5"/>
+                <w:sz w:val="16"/>
+              </w:rPr>
+              <w:t>id_passport</w:t>
+            </w:r>
+            <w:proofErr w:type="spellEnd"/>
+            <w:r>
+              <w:rPr>
+                <w:spacing w:val="-5"/>
+                <w:sz w:val="16"/>
+              </w:rPr>
+              <w:t>}}</w:t>
             </w:r>
           </w:p>
         </w:tc>
@@ -1255,6 +1345,7 @@
                 <w:sz w:val="16"/>
               </w:rPr>
             </w:pPr>
+            <w:proofErr w:type="gramStart"/>
             <w:r>
               <w:rPr>
                 <w:spacing w:val="-2"/>
@@ -1267,7 +1358,15 @@
                 <w:spacing w:val="-2"/>
                 <w:sz w:val="16"/>
               </w:rPr>
-              <w:t xml:space="preserve"> : </w:t>
+              <w:t xml:space="preserve"> :</w:t>
+            </w:r>
+            <w:proofErr w:type="gramEnd"/>
+            <w:r>
+              <w:rPr>
+                <w:spacing w:val="-2"/>
+                <w:sz w:val="16"/>
+              </w:rPr>
+              <w:t xml:space="preserve"> </w:t>
             </w:r>
             <w:r>
               <w:rPr>
@@ -1331,7 +1430,23 @@
                 <w:sz w:val="16"/>
                 <w:szCs w:val="16"/>
               </w:rPr>
-              <w:t>{{g_m}}</w:t>
+              <w:t>{{</w:t>
+            </w:r>
+            <w:proofErr w:type="spellStart"/>
+            <w:r>
+              <w:rPr>
+                <w:sz w:val="16"/>
+                <w:szCs w:val="16"/>
+              </w:rPr>
+              <w:t>g_m</w:t>
+            </w:r>
+            <w:proofErr w:type="spellEnd"/>
+            <w:r>
+              <w:rPr>
+                <w:sz w:val="16"/>
+                <w:szCs w:val="16"/>
+              </w:rPr>
+              <w:t>}}</w:t>
             </w:r>
             <w:r>
               <w:rPr>
@@ -1409,7 +1524,23 @@
                 <w:rFonts w:ascii="Times New Roman" w:hAnsi="Times New Roman"/>
                 <w:sz w:val="16"/>
               </w:rPr>
-              <w:t>{{g_f}}</w:t>
+              <w:t>{{</w:t>
+            </w:r>
+            <w:proofErr w:type="spellStart"/>
+            <w:r>
+              <w:rPr>
+                <w:rFonts w:ascii="Times New Roman" w:hAnsi="Times New Roman"/>
+                <w:sz w:val="16"/>
+              </w:rPr>
+              <w:t>g_f</w:t>
+            </w:r>
+            <w:proofErr w:type="spellEnd"/>
+            <w:r>
+              <w:rPr>
+                <w:rFonts w:ascii="Times New Roman" w:hAnsi="Times New Roman"/>
+                <w:sz w:val="16"/>
+              </w:rPr>
+              <w:t>}}</w:t>
             </w:r>
             <w:r>
               <w:rPr>
@@ -1482,6 +1613,7 @@
                 <w:sz w:val="16"/>
               </w:rPr>
             </w:pPr>
+            <w:proofErr w:type="gramStart"/>
             <w:r>
               <w:rPr>
                 <w:spacing w:val="-2"/>
@@ -1494,7 +1626,15 @@
                 <w:spacing w:val="-2"/>
                 <w:sz w:val="16"/>
               </w:rPr>
-              <w:t xml:space="preserve"> : </w:t>
+              <w:t xml:space="preserve"> :</w:t>
+            </w:r>
+            <w:proofErr w:type="gramEnd"/>
+            <w:r>
+              <w:rPr>
+                <w:spacing w:val="-2"/>
+                <w:sz w:val="16"/>
+              </w:rPr>
+              <w:t xml:space="preserve"> </w:t>
             </w:r>
             <w:r>
               <w:rPr>
@@ -1563,6 +1703,7 @@
               </w:rPr>
               <w:t xml:space="preserve"> </w:t>
             </w:r>
+            <w:proofErr w:type="gramStart"/>
             <w:r>
               <w:rPr>
                 <w:spacing w:val="-2"/>
@@ -1575,14 +1716,38 @@
                 <w:spacing w:val="-2"/>
                 <w:sz w:val="16"/>
               </w:rPr>
-              <w:t xml:space="preserve"> : </w:t>
-            </w:r>
-            <w:r>
-              <w:rPr>
-                <w:spacing w:val="-2"/>
-                <w:sz w:val="16"/>
-              </w:rPr>
-              <w:t>{{work_location}}</w:t>
+              <w:t xml:space="preserve"> :</w:t>
+            </w:r>
+            <w:proofErr w:type="gramEnd"/>
+            <w:r>
+              <w:rPr>
+                <w:spacing w:val="-2"/>
+                <w:sz w:val="16"/>
+              </w:rPr>
+              <w:t xml:space="preserve"> </w:t>
+            </w:r>
+            <w:r>
+              <w:rPr>
+                <w:spacing w:val="-2"/>
+                <w:sz w:val="16"/>
+              </w:rPr>
+              <w:t>{{</w:t>
+            </w:r>
+            <w:proofErr w:type="spellStart"/>
+            <w:r>
+              <w:rPr>
+                <w:spacing w:val="-2"/>
+                <w:sz w:val="16"/>
+              </w:rPr>
+              <w:t>work_location</w:t>
+            </w:r>
+            <w:proofErr w:type="spellEnd"/>
+            <w:r>
+              <w:rPr>
+                <w:spacing w:val="-2"/>
+                <w:sz w:val="16"/>
+              </w:rPr>
+              <w:t>}}</w:t>
             </w:r>
           </w:p>
         </w:tc>
@@ -1606,6 +1771,7 @@
                 <w:sz w:val="16"/>
               </w:rPr>
             </w:pPr>
+            <w:proofErr w:type="gramStart"/>
             <w:r>
               <w:rPr>
                 <w:spacing w:val="-2"/>
@@ -1618,7 +1784,15 @@
                 <w:spacing w:val="-2"/>
                 <w:sz w:val="16"/>
               </w:rPr>
-              <w:t xml:space="preserve"> : </w:t>
+              <w:t xml:space="preserve"> :</w:t>
+            </w:r>
+            <w:proofErr w:type="gramEnd"/>
+            <w:r>
+              <w:rPr>
+                <w:spacing w:val="-2"/>
+                <w:sz w:val="16"/>
+              </w:rPr>
+              <w:t xml:space="preserve"> </w:t>
             </w:r>
             <w:r>
               <w:rPr>
@@ -1674,6 +1848,7 @@
                 <w:sz w:val="16"/>
               </w:rPr>
             </w:pPr>
+            <w:proofErr w:type="gramStart"/>
             <w:r>
               <w:rPr>
                 <w:spacing w:val="-2"/>
@@ -1688,6 +1863,7 @@
               </w:rPr>
               <w:t xml:space="preserve"> :</w:t>
             </w:r>
+            <w:proofErr w:type="gramEnd"/>
             <w:r>
               <w:rPr>
                 <w:spacing w:val="-2"/>
@@ -1738,6 +1914,7 @@
               </w:rPr>
               <w:t xml:space="preserve"> </w:t>
             </w:r>
+            <w:proofErr w:type="gramStart"/>
             <w:r>
               <w:rPr>
                 <w:spacing w:val="-2"/>
@@ -1750,14 +1927,38 @@
                 <w:spacing w:val="-2"/>
                 <w:sz w:val="16"/>
               </w:rPr>
-              <w:t xml:space="preserve"> : </w:t>
-            </w:r>
-            <w:r>
-              <w:rPr>
-                <w:spacing w:val="-2"/>
-                <w:sz w:val="16"/>
-              </w:rPr>
-              <w:t>{{contact_number}}</w:t>
+              <w:t xml:space="preserve"> :</w:t>
+            </w:r>
+            <w:proofErr w:type="gramEnd"/>
+            <w:r>
+              <w:rPr>
+                <w:spacing w:val="-2"/>
+                <w:sz w:val="16"/>
+              </w:rPr>
+              <w:t xml:space="preserve"> </w:t>
+            </w:r>
+            <w:r>
+              <w:rPr>
+                <w:spacing w:val="-2"/>
+                <w:sz w:val="16"/>
+              </w:rPr>
+              <w:t>{{</w:t>
+            </w:r>
+            <w:proofErr w:type="spellStart"/>
+            <w:r>
+              <w:rPr>
+                <w:spacing w:val="-2"/>
+                <w:sz w:val="16"/>
+              </w:rPr>
+              <w:t>contact_number</w:t>
+            </w:r>
+            <w:proofErr w:type="spellEnd"/>
+            <w:r>
+              <w:rPr>
+                <w:spacing w:val="-2"/>
+                <w:sz w:val="16"/>
+              </w:rPr>
+              <w:t>}}</w:t>
             </w:r>
           </w:p>
         </w:tc>
@@ -1820,6 +2021,7 @@
               </w:rPr>
               <w:t xml:space="preserve"> </w:t>
             </w:r>
+            <w:proofErr w:type="gramStart"/>
             <w:r>
               <w:rPr>
                 <w:spacing w:val="-2"/>
@@ -1832,7 +2034,15 @@
                 <w:spacing w:val="-2"/>
                 <w:sz w:val="16"/>
               </w:rPr>
-              <w:t xml:space="preserve"> : </w:t>
+              <w:t xml:space="preserve"> :</w:t>
+            </w:r>
+            <w:proofErr w:type="gramEnd"/>
+            <w:r>
+              <w:rPr>
+                <w:spacing w:val="-2"/>
+                <w:sz w:val="16"/>
+              </w:rPr>
+              <w:t xml:space="preserve"> </w:t>
             </w:r>
             <w:r>
               <w:rPr>
@@ -1989,7 +2199,23 @@
                 <w:sz w:val="16"/>
                 <w:szCs w:val="16"/>
               </w:rPr>
-              <w:t>{{nw_confined}}</w:t>
+              <w:t>{{</w:t>
+            </w:r>
+            <w:proofErr w:type="spellStart"/>
+            <w:r>
+              <w:rPr>
+                <w:sz w:val="16"/>
+                <w:szCs w:val="16"/>
+              </w:rPr>
+              <w:t>nw_confined</w:t>
+            </w:r>
+            <w:proofErr w:type="spellEnd"/>
+            <w:r>
+              <w:rPr>
+                <w:sz w:val="16"/>
+                <w:szCs w:val="16"/>
+              </w:rPr>
+              <w:t>}}</w:t>
             </w:r>
             <w:r>
               <w:rPr>
@@ -2098,6 +2324,7 @@
               </w:rPr>
               <w:t>{{</w:t>
             </w:r>
+            <w:proofErr w:type="spellStart"/>
             <w:r>
               <w:rPr>
                 <w:sz w:val="16"/>
@@ -2105,6 +2332,7 @@
               </w:rPr>
               <w:t>dvg</w:t>
             </w:r>
+            <w:proofErr w:type="spellEnd"/>
             <w:r>
               <w:rPr>
                 <w:sz w:val="16"/>
@@ -2232,12 +2460,21 @@
               </w:rPr>
               <w:t>{{</w:t>
             </w:r>
-            <w:r>
-              <w:rPr>
-                <w:sz w:val="16"/>
-                <w:szCs w:val="16"/>
-              </w:rPr>
-              <w:t>sew_d}</w:t>
+            <w:proofErr w:type="spellStart"/>
+            <w:r>
+              <w:rPr>
+                <w:sz w:val="16"/>
+                <w:szCs w:val="16"/>
+              </w:rPr>
+              <w:t>sew_d</w:t>
+            </w:r>
+            <w:proofErr w:type="spellEnd"/>
+            <w:r>
+              <w:rPr>
+                <w:sz w:val="16"/>
+                <w:szCs w:val="16"/>
+              </w:rPr>
+              <w:t>}</w:t>
             </w:r>
             <w:r>
               <w:rPr>
@@ -2366,7 +2603,23 @@
                 <w:sz w:val="16"/>
                 <w:szCs w:val="16"/>
               </w:rPr>
-              <w:t>{{nw_height}}</w:t>
+              <w:t>{{</w:t>
+            </w:r>
+            <w:proofErr w:type="spellStart"/>
+            <w:r>
+              <w:rPr>
+                <w:sz w:val="16"/>
+                <w:szCs w:val="16"/>
+              </w:rPr>
+              <w:t>nw_height</w:t>
+            </w:r>
+            <w:proofErr w:type="spellEnd"/>
+            <w:r>
+              <w:rPr>
+                <w:sz w:val="16"/>
+                <w:szCs w:val="16"/>
+              </w:rPr>
+              <w:t>}}</w:t>
             </w:r>
             <w:r>
               <w:rPr>
@@ -2475,6 +2728,7 @@
               </w:rPr>
               <w:t>{{</w:t>
             </w:r>
+            <w:proofErr w:type="spellStart"/>
             <w:r>
               <w:rPr>
                 <w:sz w:val="16"/>
@@ -2482,6 +2736,7 @@
               </w:rPr>
               <w:t>s_r</w:t>
             </w:r>
+            <w:proofErr w:type="spellEnd"/>
             <w:r>
               <w:rPr>
                 <w:sz w:val="16"/>
@@ -2549,6 +2804,7 @@
               </w:rPr>
               <w:t>{{</w:t>
             </w:r>
+            <w:proofErr w:type="spellStart"/>
             <w:r>
               <w:rPr>
                 <w:sz w:val="16"/>
@@ -2556,6 +2812,7 @@
               </w:rPr>
               <w:t>emer_r</w:t>
             </w:r>
+            <w:proofErr w:type="spellEnd"/>
             <w:r>
               <w:rPr>
                 <w:sz w:val="16"/>
@@ -2623,6 +2880,7 @@
               </w:rPr>
               <w:t>{{</w:t>
             </w:r>
+            <w:proofErr w:type="spellStart"/>
             <w:r>
               <w:rPr>
                 <w:sz w:val="16"/>
@@ -2630,6 +2888,7 @@
               </w:rPr>
               <w:t>food_h</w:t>
             </w:r>
+            <w:proofErr w:type="spellEnd"/>
             <w:r>
               <w:rPr>
                 <w:sz w:val="16"/>
@@ -2751,6 +3010,7 @@
               </w:rPr>
               <w:t>{{</w:t>
             </w:r>
+            <w:proofErr w:type="spellStart"/>
             <w:r>
               <w:rPr>
                 <w:sz w:val="16"/>
@@ -2758,6 +3018,7 @@
               </w:rPr>
               <w:t>o_h_e</w:t>
             </w:r>
+            <w:proofErr w:type="spellEnd"/>
             <w:r>
               <w:rPr>
                 <w:sz w:val="16"/>
@@ -2866,6 +3127,7 @@
               </w:rPr>
               <w:t>{{</w:t>
             </w:r>
+            <w:proofErr w:type="spellStart"/>
             <w:r>
               <w:rPr>
                 <w:sz w:val="16"/>
@@ -2873,6 +3135,7 @@
               </w:rPr>
               <w:t>o_w</w:t>
             </w:r>
+            <w:proofErr w:type="spellEnd"/>
             <w:r>
               <w:rPr>
                 <w:sz w:val="16"/>
@@ -2946,6 +3209,7 @@
               </w:rPr>
               <w:t>{{</w:t>
             </w:r>
+            <w:proofErr w:type="spellStart"/>
             <w:r>
               <w:rPr>
                 <w:sz w:val="16"/>
@@ -2953,6 +3217,7 @@
               </w:rPr>
               <w:t>l_r</w:t>
             </w:r>
+            <w:proofErr w:type="spellEnd"/>
             <w:r>
               <w:rPr>
                 <w:sz w:val="16"/>
@@ -3026,6 +3291,7 @@
               </w:rPr>
               <w:t>{{</w:t>
             </w:r>
+            <w:proofErr w:type="spellStart"/>
             <w:r>
               <w:rPr>
                 <w:sz w:val="16"/>
@@ -3040,6 +3306,7 @@
               </w:rPr>
               <w:t>y</w:t>
             </w:r>
+            <w:proofErr w:type="spellEnd"/>
             <w:r>
               <w:rPr>
                 <w:sz w:val="16"/>
@@ -3116,8 +3383,17 @@
                 <w:spacing w:val="-2"/>
                 <w:sz w:val="16"/>
               </w:rPr>
-              <w:t>{{others_ifyes</w:t>
-            </w:r>
+              <w:t>{{</w:t>
+            </w:r>
+            <w:proofErr w:type="spellStart"/>
+            <w:r>
+              <w:rPr>
+                <w:spacing w:val="-2"/>
+                <w:sz w:val="16"/>
+              </w:rPr>
+              <w:t>others_ifyes</w:t>
+            </w:r>
+            <w:proofErr w:type="spellEnd"/>
             <w:r>
               <w:rPr>
                 <w:spacing w:val="-2"/>
@@ -3692,7 +3968,15 @@
                 <w:sz w:val="16"/>
                 <w:szCs w:val="16"/>
               </w:rPr>
-              <w:t>{{v_hep</w:t>
+              <w:t>{{</w:t>
+            </w:r>
+            <w:proofErr w:type="spellStart"/>
+            <w:r>
+              <w:rPr>
+                <w:sz w:val="16"/>
+                <w:szCs w:val="16"/>
+              </w:rPr>
+              <w:t>v_hep</w:t>
             </w:r>
             <w:r>
               <w:rPr>
@@ -3706,7 +3990,15 @@
                 <w:sz w:val="16"/>
                 <w:szCs w:val="16"/>
               </w:rPr>
-              <w:t>_y}}</w:t>
+              <w:t>_y</w:t>
+            </w:r>
+            <w:proofErr w:type="spellEnd"/>
+            <w:r>
+              <w:rPr>
+                <w:sz w:val="16"/>
+                <w:szCs w:val="16"/>
+              </w:rPr>
+              <w:t>}}</w:t>
             </w:r>
           </w:p>
         </w:tc>
@@ -3733,7 +4025,15 @@
                 <w:sz w:val="16"/>
                 <w:szCs w:val="16"/>
               </w:rPr>
-              <w:t>{{v_hep</w:t>
+              <w:t>{{</w:t>
+            </w:r>
+            <w:proofErr w:type="spellStart"/>
+            <w:r>
+              <w:rPr>
+                <w:sz w:val="16"/>
+                <w:szCs w:val="16"/>
+              </w:rPr>
+              <w:t>v_hep</w:t>
             </w:r>
             <w:r>
               <w:rPr>
@@ -3747,7 +4047,15 @@
                 <w:sz w:val="16"/>
                 <w:szCs w:val="16"/>
               </w:rPr>
-              <w:t>_n}}</w:t>
+              <w:t>_n</w:t>
+            </w:r>
+            <w:proofErr w:type="spellEnd"/>
+            <w:r>
+              <w:rPr>
+                <w:sz w:val="16"/>
+                <w:szCs w:val="16"/>
+              </w:rPr>
+              <w:t>}}</w:t>
             </w:r>
           </w:p>
         </w:tc>
@@ -3774,7 +4082,15 @@
                 <w:sz w:val="16"/>
                 <w:szCs w:val="16"/>
               </w:rPr>
-              <w:t>{{v_hep</w:t>
+              <w:t>{{</w:t>
+            </w:r>
+            <w:proofErr w:type="spellStart"/>
+            <w:r>
+              <w:rPr>
+                <w:sz w:val="16"/>
+                <w:szCs w:val="16"/>
+              </w:rPr>
+              <w:t>v_hep</w:t>
             </w:r>
             <w:r>
               <w:rPr>
@@ -3797,6 +4113,7 @@
               </w:rPr>
               <w:t>s</w:t>
             </w:r>
+            <w:proofErr w:type="spellEnd"/>
             <w:r>
               <w:rPr>
                 <w:sz w:val="16"/>
@@ -3890,6 +4207,7 @@
               </w:rPr>
               <w:t>{{</w:t>
             </w:r>
+            <w:proofErr w:type="spellStart"/>
             <w:r>
               <w:rPr>
                 <w:sz w:val="16"/>
@@ -3904,6 +4222,7 @@
               </w:rPr>
               <w:t>_y</w:t>
             </w:r>
+            <w:proofErr w:type="spellEnd"/>
             <w:r>
               <w:rPr>
                 <w:sz w:val="16"/>
@@ -3938,6 +4257,7 @@
               </w:rPr>
               <w:t>{{</w:t>
             </w:r>
+            <w:proofErr w:type="spellStart"/>
             <w:r>
               <w:rPr>
                 <w:sz w:val="16"/>
@@ -3952,6 +4272,7 @@
               </w:rPr>
               <w:t>n</w:t>
             </w:r>
+            <w:proofErr w:type="spellEnd"/>
             <w:r>
               <w:rPr>
                 <w:sz w:val="16"/>
@@ -3986,6 +4307,7 @@
               </w:rPr>
               <w:t>{{</w:t>
             </w:r>
+            <w:proofErr w:type="spellStart"/>
             <w:r>
               <w:rPr>
                 <w:sz w:val="16"/>
@@ -4000,6 +4322,7 @@
               </w:rPr>
               <w:t>s</w:t>
             </w:r>
+            <w:proofErr w:type="spellEnd"/>
             <w:r>
               <w:rPr>
                 <w:sz w:val="16"/>
@@ -4072,6 +4395,7 @@
               </w:rPr>
               <w:t>{{</w:t>
             </w:r>
+            <w:proofErr w:type="spellStart"/>
             <w:r>
               <w:rPr>
                 <w:sz w:val="16"/>
@@ -4086,6 +4410,7 @@
               </w:rPr>
               <w:t>_y</w:t>
             </w:r>
+            <w:proofErr w:type="spellEnd"/>
             <w:r>
               <w:rPr>
                 <w:sz w:val="16"/>
@@ -4119,6 +4444,7 @@
               </w:rPr>
               <w:t>{{</w:t>
             </w:r>
+            <w:proofErr w:type="spellStart"/>
             <w:r>
               <w:rPr>
                 <w:sz w:val="16"/>
@@ -4133,6 +4459,7 @@
               </w:rPr>
               <w:t>n</w:t>
             </w:r>
+            <w:proofErr w:type="spellEnd"/>
             <w:r>
               <w:rPr>
                 <w:sz w:val="16"/>
@@ -4167,6 +4494,7 @@
               </w:rPr>
               <w:t>{{</w:t>
             </w:r>
+            <w:proofErr w:type="spellStart"/>
             <w:r>
               <w:rPr>
                 <w:sz w:val="16"/>
@@ -4181,6 +4509,7 @@
               </w:rPr>
               <w:t>s</w:t>
             </w:r>
+            <w:proofErr w:type="spellEnd"/>
             <w:r>
               <w:rPr>
                 <w:sz w:val="16"/>
@@ -4255,7 +4584,23 @@
                 <w:sz w:val="16"/>
                 <w:szCs w:val="16"/>
               </w:rPr>
-              <w:t>{{v_hepb_y}}</w:t>
+              <w:t>{{</w:t>
+            </w:r>
+            <w:proofErr w:type="spellStart"/>
+            <w:r>
+              <w:rPr>
+                <w:sz w:val="16"/>
+                <w:szCs w:val="16"/>
+              </w:rPr>
+              <w:t>v_hepb_y</w:t>
+            </w:r>
+            <w:proofErr w:type="spellEnd"/>
+            <w:r>
+              <w:rPr>
+                <w:sz w:val="16"/>
+                <w:szCs w:val="16"/>
+              </w:rPr>
+              <w:t>}}</w:t>
             </w:r>
           </w:p>
         </w:tc>
@@ -4278,7 +4623,15 @@
                 <w:sz w:val="16"/>
                 <w:szCs w:val="16"/>
               </w:rPr>
-              <w:t>{{v_hepb_</w:t>
+              <w:t>{{</w:t>
+            </w:r>
+            <w:proofErr w:type="spellStart"/>
+            <w:r>
+              <w:rPr>
+                <w:sz w:val="16"/>
+                <w:szCs w:val="16"/>
+              </w:rPr>
+              <w:t>v_hepb_</w:t>
             </w:r>
             <w:r>
               <w:rPr>
@@ -4287,6 +4640,7 @@
               </w:rPr>
               <w:t>n</w:t>
             </w:r>
+            <w:proofErr w:type="spellEnd"/>
             <w:r>
               <w:rPr>
                 <w:sz w:val="16"/>
@@ -4316,7 +4670,15 @@
                 <w:sz w:val="16"/>
                 <w:szCs w:val="16"/>
               </w:rPr>
-              <w:t>{{v_hepb_</w:t>
+              <w:t>{{</w:t>
+            </w:r>
+            <w:proofErr w:type="spellStart"/>
+            <w:r>
+              <w:rPr>
+                <w:sz w:val="16"/>
+                <w:szCs w:val="16"/>
+              </w:rPr>
+              <w:t>v_hepb_</w:t>
             </w:r>
             <w:r>
               <w:rPr>
@@ -4325,6 +4687,7 @@
               </w:rPr>
               <w:t>s</w:t>
             </w:r>
+            <w:proofErr w:type="spellEnd"/>
             <w:r>
               <w:rPr>
                 <w:sz w:val="16"/>
@@ -4406,6 +4769,7 @@
               </w:rPr>
               <w:t>{{</w:t>
             </w:r>
+            <w:proofErr w:type="spellStart"/>
             <w:r>
               <w:rPr>
                 <w:sz w:val="16"/>
@@ -4420,6 +4784,7 @@
               </w:rPr>
               <w:t>_y</w:t>
             </w:r>
+            <w:proofErr w:type="spellEnd"/>
             <w:r>
               <w:rPr>
                 <w:sz w:val="16"/>
@@ -4451,6 +4816,7 @@
               </w:rPr>
               <w:t>{{</w:t>
             </w:r>
+            <w:proofErr w:type="spellStart"/>
             <w:r>
               <w:rPr>
                 <w:sz w:val="16"/>
@@ -4465,6 +4831,7 @@
               </w:rPr>
               <w:t>n</w:t>
             </w:r>
+            <w:proofErr w:type="spellEnd"/>
             <w:r>
               <w:rPr>
                 <w:sz w:val="16"/>
@@ -4496,6 +4863,7 @@
               </w:rPr>
               <w:t>{{</w:t>
             </w:r>
+            <w:proofErr w:type="spellStart"/>
             <w:r>
               <w:rPr>
                 <w:sz w:val="16"/>
@@ -4510,6 +4878,7 @@
               </w:rPr>
               <w:t>s</w:t>
             </w:r>
+            <w:proofErr w:type="spellEnd"/>
             <w:r>
               <w:rPr>
                 <w:sz w:val="16"/>
@@ -4577,6 +4946,7 @@
               </w:rPr>
               <w:t>{{</w:t>
             </w:r>
+            <w:proofErr w:type="spellStart"/>
             <w:r>
               <w:rPr>
                 <w:sz w:val="16"/>
@@ -4591,6 +4961,7 @@
               </w:rPr>
               <w:t>_y</w:t>
             </w:r>
+            <w:proofErr w:type="spellEnd"/>
             <w:r>
               <w:rPr>
                 <w:sz w:val="16"/>
@@ -4621,6 +4992,7 @@
               </w:rPr>
               <w:t>{{</w:t>
             </w:r>
+            <w:proofErr w:type="spellStart"/>
             <w:r>
               <w:rPr>
                 <w:sz w:val="16"/>
@@ -4635,6 +5007,7 @@
               </w:rPr>
               <w:t>n</w:t>
             </w:r>
+            <w:proofErr w:type="spellEnd"/>
             <w:r>
               <w:rPr>
                 <w:sz w:val="16"/>
@@ -4668,6 +5041,7 @@
               </w:rPr>
               <w:t>{{</w:t>
             </w:r>
+            <w:proofErr w:type="spellStart"/>
             <w:r>
               <w:rPr>
                 <w:sz w:val="16"/>
@@ -4682,6 +5056,7 @@
               </w:rPr>
               <w:t>s</w:t>
             </w:r>
+            <w:proofErr w:type="spellEnd"/>
             <w:r>
               <w:rPr>
                 <w:sz w:val="16"/>
@@ -4753,6 +5128,7 @@
               </w:rPr>
               <w:t xml:space="preserve"> </w:t>
             </w:r>
+            <w:proofErr w:type="gramStart"/>
             <w:r>
               <w:rPr>
                 <w:spacing w:val="-2"/>
@@ -4760,6 +5136,7 @@
               </w:rPr>
               <w:t>Name)*</w:t>
             </w:r>
+            <w:proofErr w:type="gramEnd"/>
           </w:p>
         </w:tc>
         <w:tc>
@@ -4916,6 +5293,7 @@
                 <w:sz w:val="12"/>
               </w:rPr>
             </w:pPr>
+            <w:proofErr w:type="gramStart"/>
             <w:r>
               <w:rPr>
                 <w:sz w:val="16"/>
@@ -4935,6 +5313,7 @@
               </w:rPr>
               <w:t>:</w:t>
             </w:r>
+            <w:proofErr w:type="gramEnd"/>
             <w:r>
               <w:rPr>
                 <w:spacing w:val="-5"/>
@@ -5013,6 +5392,7 @@
                 <w:sz w:val="12"/>
               </w:rPr>
             </w:pPr>
+            <w:proofErr w:type="gramStart"/>
             <w:r>
               <w:rPr>
                 <w:sz w:val="16"/>
@@ -5032,6 +5412,7 @@
               </w:rPr>
               <w:t>:</w:t>
             </w:r>
+            <w:proofErr w:type="gramEnd"/>
             <w:r>
               <w:rPr>
                 <w:spacing w:val="-5"/>
@@ -5095,6 +5476,7 @@
                 <w:sz w:val="12"/>
               </w:rPr>
             </w:pPr>
+            <w:proofErr w:type="gramStart"/>
             <w:r>
               <w:rPr>
                 <w:sz w:val="16"/>
@@ -5114,6 +5496,7 @@
               </w:rPr>
               <w:t>:</w:t>
             </w:r>
+            <w:proofErr w:type="gramEnd"/>
             <w:r>
               <w:rPr>
                 <w:spacing w:val="-5"/>
@@ -6023,7 +6406,23 @@
                 <w:sz w:val="16"/>
                 <w:szCs w:val="16"/>
               </w:rPr>
-              <w:t>{{mh_blood_y}}</w:t>
+              <w:t>{{</w:t>
+            </w:r>
+            <w:proofErr w:type="spellStart"/>
+            <w:r>
+              <w:rPr>
+                <w:sz w:val="16"/>
+                <w:szCs w:val="16"/>
+              </w:rPr>
+              <w:t>mh_blood_y</w:t>
+            </w:r>
+            <w:proofErr w:type="spellEnd"/>
+            <w:r>
+              <w:rPr>
+                <w:sz w:val="16"/>
+                <w:szCs w:val="16"/>
+              </w:rPr>
+              <w:t>}}</w:t>
             </w:r>
           </w:p>
         </w:tc>
@@ -6049,7 +6448,15 @@
                 <w:sz w:val="16"/>
                 <w:szCs w:val="16"/>
               </w:rPr>
-              <w:t>{{mh_blood_</w:t>
+              <w:t>{{</w:t>
+            </w:r>
+            <w:proofErr w:type="spellStart"/>
+            <w:r>
+              <w:rPr>
+                <w:sz w:val="16"/>
+                <w:szCs w:val="16"/>
+              </w:rPr>
+              <w:t>mh_blood_</w:t>
             </w:r>
             <w:r>
               <w:rPr>
@@ -6058,6 +6465,7 @@
               </w:rPr>
               <w:t>n</w:t>
             </w:r>
+            <w:proofErr w:type="spellEnd"/>
             <w:r>
               <w:rPr>
                 <w:sz w:val="16"/>
@@ -6161,6 +6569,7 @@
               </w:rPr>
               <w:t>{{</w:t>
             </w:r>
+            <w:proofErr w:type="spellStart"/>
             <w:r>
               <w:rPr>
                 <w:sz w:val="16"/>
@@ -6175,6 +6584,7 @@
               </w:rPr>
               <w:t>_y</w:t>
             </w:r>
+            <w:proofErr w:type="spellEnd"/>
             <w:r>
               <w:rPr>
                 <w:sz w:val="16"/>
@@ -6209,6 +6619,7 @@
               </w:rPr>
               <w:t>{{</w:t>
             </w:r>
+            <w:proofErr w:type="spellStart"/>
             <w:r>
               <w:rPr>
                 <w:sz w:val="16"/>
@@ -6223,6 +6634,7 @@
               </w:rPr>
               <w:t>n</w:t>
             </w:r>
+            <w:proofErr w:type="spellEnd"/>
             <w:r>
               <w:rPr>
                 <w:sz w:val="16"/>
@@ -6355,7 +6767,23 @@
                 <w:sz w:val="16"/>
                 <w:szCs w:val="16"/>
               </w:rPr>
-              <w:t>{{c_asma_y}}</w:t>
+              <w:t>{{</w:t>
+            </w:r>
+            <w:proofErr w:type="spellStart"/>
+            <w:r>
+              <w:rPr>
+                <w:sz w:val="16"/>
+                <w:szCs w:val="16"/>
+              </w:rPr>
+              <w:t>c_asma_y</w:t>
+            </w:r>
+            <w:proofErr w:type="spellEnd"/>
+            <w:r>
+              <w:rPr>
+                <w:sz w:val="16"/>
+                <w:szCs w:val="16"/>
+              </w:rPr>
+              <w:t>}}</w:t>
             </w:r>
           </w:p>
         </w:tc>
@@ -6382,7 +6810,15 @@
                 <w:sz w:val="16"/>
                 <w:szCs w:val="16"/>
               </w:rPr>
-              <w:t>{{c_asma_</w:t>
+              <w:t>{{</w:t>
+            </w:r>
+            <w:proofErr w:type="spellStart"/>
+            <w:r>
+              <w:rPr>
+                <w:sz w:val="16"/>
+                <w:szCs w:val="16"/>
+              </w:rPr>
+              <w:t>c_asma_</w:t>
             </w:r>
             <w:r>
               <w:rPr>
@@ -6391,6 +6827,7 @@
               </w:rPr>
               <w:t>n</w:t>
             </w:r>
+            <w:proofErr w:type="spellEnd"/>
             <w:r>
               <w:rPr>
                 <w:sz w:val="16"/>
@@ -6524,6 +6961,7 @@
               </w:rPr>
               <w:t>{{</w:t>
             </w:r>
+            <w:proofErr w:type="spellStart"/>
             <w:r>
               <w:rPr>
                 <w:sz w:val="16"/>
@@ -6538,6 +6976,7 @@
               </w:rPr>
               <w:t>_y</w:t>
             </w:r>
+            <w:proofErr w:type="spellEnd"/>
             <w:r>
               <w:rPr>
                 <w:sz w:val="16"/>
@@ -6568,6 +7007,7 @@
               </w:rPr>
               <w:t>{{</w:t>
             </w:r>
+            <w:proofErr w:type="spellStart"/>
             <w:r>
               <w:rPr>
                 <w:sz w:val="16"/>
@@ -6582,6 +7022,7 @@
               </w:rPr>
               <w:t>n</w:t>
             </w:r>
+            <w:proofErr w:type="spellEnd"/>
             <w:r>
               <w:rPr>
                 <w:sz w:val="16"/>
@@ -6680,6 +7121,7 @@
               </w:rPr>
               <w:t>{{</w:t>
             </w:r>
+            <w:proofErr w:type="spellStart"/>
             <w:r>
               <w:rPr>
                 <w:sz w:val="16"/>
@@ -6694,6 +7136,7 @@
               </w:rPr>
               <w:t>_y</w:t>
             </w:r>
+            <w:proofErr w:type="spellEnd"/>
             <w:r>
               <w:rPr>
                 <w:sz w:val="16"/>
@@ -6725,6 +7168,7 @@
               </w:rPr>
               <w:t>{{</w:t>
             </w:r>
+            <w:proofErr w:type="spellStart"/>
             <w:r>
               <w:rPr>
                 <w:sz w:val="16"/>
@@ -6739,6 +7183,7 @@
               </w:rPr>
               <w:t>n</w:t>
             </w:r>
+            <w:proofErr w:type="spellEnd"/>
             <w:r>
               <w:rPr>
                 <w:sz w:val="16"/>
@@ -6834,6 +7279,7 @@
               </w:rPr>
               <w:t>{{</w:t>
             </w:r>
+            <w:proofErr w:type="spellStart"/>
             <w:r>
               <w:rPr>
                 <w:sz w:val="16"/>
@@ -6848,6 +7294,7 @@
               </w:rPr>
               <w:t>_y</w:t>
             </w:r>
+            <w:proofErr w:type="spellEnd"/>
             <w:r>
               <w:rPr>
                 <w:sz w:val="16"/>
@@ -6881,6 +7328,7 @@
               </w:rPr>
               <w:t>{{</w:t>
             </w:r>
+            <w:proofErr w:type="spellStart"/>
             <w:r>
               <w:rPr>
                 <w:sz w:val="16"/>
@@ -6895,6 +7343,7 @@
               </w:rPr>
               <w:t>n</w:t>
             </w:r>
+            <w:proofErr w:type="spellEnd"/>
             <w:r>
               <w:rPr>
                 <w:sz w:val="16"/>
@@ -6999,6 +7448,7 @@
               </w:rPr>
               <w:t>{{</w:t>
             </w:r>
+            <w:proofErr w:type="spellStart"/>
             <w:r>
               <w:rPr>
                 <w:sz w:val="16"/>
@@ -7013,6 +7463,7 @@
               </w:rPr>
               <w:t>_y</w:t>
             </w:r>
+            <w:proofErr w:type="spellEnd"/>
             <w:r>
               <w:rPr>
                 <w:sz w:val="16"/>
@@ -7043,6 +7494,7 @@
               </w:rPr>
               <w:t>{{</w:t>
             </w:r>
+            <w:proofErr w:type="spellStart"/>
             <w:r>
               <w:rPr>
                 <w:sz w:val="16"/>
@@ -7057,6 +7509,7 @@
               </w:rPr>
               <w:t>n</w:t>
             </w:r>
+            <w:proofErr w:type="spellEnd"/>
             <w:r>
               <w:rPr>
                 <w:sz w:val="16"/>
@@ -7167,7 +7620,23 @@
                 <w:sz w:val="16"/>
                 <w:szCs w:val="16"/>
               </w:rPr>
-              <w:t>{{mh_hbp_y}}</w:t>
+              <w:t>{{</w:t>
+            </w:r>
+            <w:proofErr w:type="spellStart"/>
+            <w:r>
+              <w:rPr>
+                <w:sz w:val="16"/>
+                <w:szCs w:val="16"/>
+              </w:rPr>
+              <w:t>mh_hbp_y</w:t>
+            </w:r>
+            <w:proofErr w:type="spellEnd"/>
+            <w:r>
+              <w:rPr>
+                <w:sz w:val="16"/>
+                <w:szCs w:val="16"/>
+              </w:rPr>
+              <w:t>}}</w:t>
             </w:r>
           </w:p>
         </w:tc>
@@ -7191,7 +7660,15 @@
                 <w:sz w:val="16"/>
                 <w:szCs w:val="16"/>
               </w:rPr>
-              <w:t>{{mh_hbp_</w:t>
+              <w:t>{{</w:t>
+            </w:r>
+            <w:proofErr w:type="spellStart"/>
+            <w:r>
+              <w:rPr>
+                <w:sz w:val="16"/>
+                <w:szCs w:val="16"/>
+              </w:rPr>
+              <w:t>mh_hbp_</w:t>
             </w:r>
             <w:r>
               <w:rPr>
@@ -7200,6 +7677,7 @@
               </w:rPr>
               <w:t>n</w:t>
             </w:r>
+            <w:proofErr w:type="spellEnd"/>
             <w:r>
               <w:rPr>
                 <w:sz w:val="16"/>
@@ -7267,6 +7745,7 @@
               </w:rPr>
               <w:t>{{</w:t>
             </w:r>
+            <w:proofErr w:type="spellStart"/>
             <w:r>
               <w:rPr>
                 <w:sz w:val="16"/>
@@ -7281,6 +7760,7 @@
               </w:rPr>
               <w:t>_y</w:t>
             </w:r>
+            <w:proofErr w:type="spellEnd"/>
             <w:r>
               <w:rPr>
                 <w:sz w:val="16"/>
@@ -7314,6 +7794,7 @@
               </w:rPr>
               <w:t>{{</w:t>
             </w:r>
+            <w:proofErr w:type="spellStart"/>
             <w:r>
               <w:rPr>
                 <w:sz w:val="16"/>
@@ -7328,6 +7809,7 @@
               </w:rPr>
               <w:t>n</w:t>
             </w:r>
+            <w:proofErr w:type="spellEnd"/>
             <w:r>
               <w:rPr>
                 <w:sz w:val="16"/>
@@ -7446,6 +7928,7 @@
               </w:rPr>
               <w:t>{{</w:t>
             </w:r>
+            <w:proofErr w:type="spellStart"/>
             <w:r>
               <w:rPr>
                 <w:sz w:val="16"/>
@@ -7460,6 +7943,7 @@
               </w:rPr>
               <w:t>_y</w:t>
             </w:r>
+            <w:proofErr w:type="spellEnd"/>
             <w:r>
               <w:rPr>
                 <w:sz w:val="16"/>
@@ -7490,6 +7974,7 @@
               </w:rPr>
               <w:t>{{</w:t>
             </w:r>
+            <w:proofErr w:type="spellStart"/>
             <w:r>
               <w:rPr>
                 <w:sz w:val="16"/>
@@ -7504,6 +7989,7 @@
               </w:rPr>
               <w:t>n</w:t>
             </w:r>
+            <w:proofErr w:type="spellEnd"/>
             <w:r>
               <w:rPr>
                 <w:sz w:val="16"/>
@@ -7586,7 +8072,23 @@
                 <w:sz w:val="16"/>
                 <w:szCs w:val="16"/>
               </w:rPr>
-              <w:t>{{mh_dia_y}}</w:t>
+              <w:t>{{</w:t>
+            </w:r>
+            <w:proofErr w:type="spellStart"/>
+            <w:r>
+              <w:rPr>
+                <w:sz w:val="16"/>
+                <w:szCs w:val="16"/>
+              </w:rPr>
+              <w:t>mh_dia_y</w:t>
+            </w:r>
+            <w:proofErr w:type="spellEnd"/>
+            <w:r>
+              <w:rPr>
+                <w:sz w:val="16"/>
+                <w:szCs w:val="16"/>
+              </w:rPr>
+              <w:t>}}</w:t>
             </w:r>
           </w:p>
         </w:tc>
@@ -7610,7 +8112,15 @@
                 <w:sz w:val="16"/>
                 <w:szCs w:val="16"/>
               </w:rPr>
-              <w:t>{{mh_dia_</w:t>
+              <w:t>{{</w:t>
+            </w:r>
+            <w:proofErr w:type="spellStart"/>
+            <w:r>
+              <w:rPr>
+                <w:sz w:val="16"/>
+                <w:szCs w:val="16"/>
+              </w:rPr>
+              <w:t>mh_dia_</w:t>
             </w:r>
             <w:r>
               <w:rPr>
@@ -7619,6 +8129,7 @@
               </w:rPr>
               <w:t>n</w:t>
             </w:r>
+            <w:proofErr w:type="spellEnd"/>
             <w:r>
               <w:rPr>
                 <w:sz w:val="16"/>
@@ -7700,6 +8211,7 @@
               </w:rPr>
               <w:t>{{</w:t>
             </w:r>
+            <w:proofErr w:type="spellStart"/>
             <w:r>
               <w:rPr>
                 <w:sz w:val="16"/>
@@ -7714,6 +8226,7 @@
               </w:rPr>
               <w:t>_y</w:t>
             </w:r>
+            <w:proofErr w:type="spellEnd"/>
             <w:r>
               <w:rPr>
                 <w:sz w:val="16"/>
@@ -7747,6 +8260,7 @@
               </w:rPr>
               <w:t>{{</w:t>
             </w:r>
+            <w:proofErr w:type="spellStart"/>
             <w:r>
               <w:rPr>
                 <w:sz w:val="16"/>
@@ -7761,6 +8275,7 @@
               </w:rPr>
               <w:t>n</w:t>
             </w:r>
+            <w:proofErr w:type="spellEnd"/>
             <w:r>
               <w:rPr>
                 <w:sz w:val="16"/>
@@ -7879,6 +8394,7 @@
               </w:rPr>
               <w:t>{{</w:t>
             </w:r>
+            <w:proofErr w:type="spellStart"/>
             <w:r>
               <w:rPr>
                 <w:sz w:val="16"/>
@@ -7893,6 +8409,7 @@
               </w:rPr>
               <w:t>_y</w:t>
             </w:r>
+            <w:proofErr w:type="spellEnd"/>
             <w:r>
               <w:rPr>
                 <w:sz w:val="16"/>
@@ -7934,6 +8451,7 @@
               </w:rPr>
               <w:t>{{</w:t>
             </w:r>
+            <w:proofErr w:type="spellStart"/>
             <w:r>
               <w:rPr>
                 <w:sz w:val="16"/>
@@ -7948,6 +8466,7 @@
               </w:rPr>
               <w:t>n</w:t>
             </w:r>
+            <w:proofErr w:type="spellEnd"/>
             <w:r>
               <w:rPr>
                 <w:sz w:val="16"/>
@@ -8066,6 +8585,7 @@
               </w:rPr>
               <w:t>{{</w:t>
             </w:r>
+            <w:proofErr w:type="spellStart"/>
             <w:r>
               <w:rPr>
                 <w:sz w:val="16"/>
@@ -8080,6 +8600,7 @@
               </w:rPr>
               <w:t>_y</w:t>
             </w:r>
+            <w:proofErr w:type="spellEnd"/>
             <w:r>
               <w:rPr>
                 <w:sz w:val="16"/>
@@ -8111,6 +8632,7 @@
               </w:rPr>
               <w:t>{{</w:t>
             </w:r>
+            <w:proofErr w:type="spellStart"/>
             <w:r>
               <w:rPr>
                 <w:sz w:val="16"/>
@@ -8125,6 +8647,7 @@
               </w:rPr>
               <w:t>n</w:t>
             </w:r>
+            <w:proofErr w:type="spellEnd"/>
             <w:r>
               <w:rPr>
                 <w:sz w:val="16"/>
@@ -8192,6 +8715,7 @@
               </w:rPr>
               <w:t>{{</w:t>
             </w:r>
+            <w:proofErr w:type="spellStart"/>
             <w:r>
               <w:rPr>
                 <w:sz w:val="16"/>
@@ -8206,6 +8730,7 @@
               </w:rPr>
               <w:t>_y</w:t>
             </w:r>
+            <w:proofErr w:type="spellEnd"/>
             <w:r>
               <w:rPr>
                 <w:sz w:val="16"/>
@@ -8239,6 +8764,7 @@
               </w:rPr>
               <w:t>{{</w:t>
             </w:r>
+            <w:proofErr w:type="spellStart"/>
             <w:r>
               <w:rPr>
                 <w:sz w:val="16"/>
@@ -8253,6 +8779,7 @@
               </w:rPr>
               <w:t>n</w:t>
             </w:r>
+            <w:proofErr w:type="spellEnd"/>
             <w:r>
               <w:rPr>
                 <w:sz w:val="16"/>
@@ -8371,6 +8898,7 @@
               </w:rPr>
               <w:t>{{</w:t>
             </w:r>
+            <w:proofErr w:type="spellStart"/>
             <w:r>
               <w:rPr>
                 <w:sz w:val="16"/>
@@ -8385,6 +8913,7 @@
               </w:rPr>
               <w:t>_y</w:t>
             </w:r>
+            <w:proofErr w:type="spellEnd"/>
             <w:r>
               <w:rPr>
                 <w:sz w:val="16"/>
@@ -8426,6 +8955,7 @@
               </w:rPr>
               <w:t>{{</w:t>
             </w:r>
+            <w:proofErr w:type="spellStart"/>
             <w:r>
               <w:rPr>
                 <w:sz w:val="16"/>
@@ -8440,6 +8970,7 @@
               </w:rPr>
               <w:t>n</w:t>
             </w:r>
+            <w:proofErr w:type="spellEnd"/>
             <w:r>
               <w:rPr>
                 <w:sz w:val="16"/>
@@ -8508,6 +9039,7 @@
               </w:rPr>
               <w:t>{{</w:t>
             </w:r>
+            <w:proofErr w:type="spellStart"/>
             <w:r>
               <w:rPr>
                 <w:sz w:val="16"/>
@@ -8522,6 +9054,7 @@
               </w:rPr>
               <w:t>_y</w:t>
             </w:r>
+            <w:proofErr w:type="spellEnd"/>
             <w:r>
               <w:rPr>
                 <w:sz w:val="16"/>
@@ -8553,6 +9086,7 @@
               </w:rPr>
               <w:t>{{</w:t>
             </w:r>
+            <w:proofErr w:type="spellStart"/>
             <w:r>
               <w:rPr>
                 <w:sz w:val="16"/>
@@ -8567,6 +9101,7 @@
               </w:rPr>
               <w:t>n</w:t>
             </w:r>
+            <w:proofErr w:type="spellEnd"/>
             <w:r>
               <w:rPr>
                 <w:sz w:val="16"/>
@@ -8647,6 +9182,7 @@
               </w:rPr>
               <w:t>{{</w:t>
             </w:r>
+            <w:proofErr w:type="spellStart"/>
             <w:r>
               <w:rPr>
                 <w:sz w:val="16"/>
@@ -8661,6 +9197,7 @@
               </w:rPr>
               <w:t>_y</w:t>
             </w:r>
+            <w:proofErr w:type="spellEnd"/>
             <w:r>
               <w:rPr>
                 <w:sz w:val="16"/>
@@ -8694,6 +9231,7 @@
               </w:rPr>
               <w:t>{{</w:t>
             </w:r>
+            <w:proofErr w:type="spellStart"/>
             <w:r>
               <w:rPr>
                 <w:sz w:val="16"/>
@@ -8708,6 +9246,7 @@
               </w:rPr>
               <w:t>n</w:t>
             </w:r>
+            <w:proofErr w:type="spellEnd"/>
             <w:r>
               <w:rPr>
                 <w:sz w:val="16"/>
@@ -8840,6 +9379,7 @@
               </w:rPr>
               <w:t>{{</w:t>
             </w:r>
+            <w:proofErr w:type="spellStart"/>
             <w:r>
               <w:rPr>
                 <w:sz w:val="16"/>
@@ -8861,6 +9401,7 @@
               </w:rPr>
               <w:t>_y</w:t>
             </w:r>
+            <w:proofErr w:type="spellEnd"/>
             <w:r>
               <w:rPr>
                 <w:sz w:val="16"/>
@@ -8902,6 +9443,7 @@
               </w:rPr>
               <w:t>{{</w:t>
             </w:r>
+            <w:proofErr w:type="spellStart"/>
             <w:r>
               <w:rPr>
                 <w:sz w:val="16"/>
@@ -8916,6 +9458,7 @@
               </w:rPr>
               <w:t>n</w:t>
             </w:r>
+            <w:proofErr w:type="spellEnd"/>
             <w:r>
               <w:rPr>
                 <w:sz w:val="16"/>
@@ -8998,6 +9541,7 @@
               </w:rPr>
               <w:t>{{</w:t>
             </w:r>
+            <w:proofErr w:type="spellStart"/>
             <w:r>
               <w:rPr>
                 <w:sz w:val="16"/>
@@ -9012,6 +9556,7 @@
               </w:rPr>
               <w:t>_y</w:t>
             </w:r>
+            <w:proofErr w:type="spellEnd"/>
             <w:r>
               <w:rPr>
                 <w:sz w:val="16"/>
@@ -9043,6 +9588,7 @@
               </w:rPr>
               <w:t>{{</w:t>
             </w:r>
+            <w:proofErr w:type="spellStart"/>
             <w:r>
               <w:rPr>
                 <w:sz w:val="16"/>
@@ -9057,6 +9603,7 @@
               </w:rPr>
               <w:t>n</w:t>
             </w:r>
+            <w:proofErr w:type="spellEnd"/>
             <w:r>
               <w:rPr>
                 <w:sz w:val="16"/>
@@ -9154,6 +9701,7 @@
               </w:rPr>
               <w:t>{{</w:t>
             </w:r>
+            <w:proofErr w:type="spellStart"/>
             <w:r>
               <w:rPr>
                 <w:sz w:val="16"/>
@@ -9168,6 +9716,7 @@
               </w:rPr>
               <w:t>_y</w:t>
             </w:r>
+            <w:proofErr w:type="spellEnd"/>
             <w:r>
               <w:rPr>
                 <w:sz w:val="16"/>
@@ -9201,6 +9750,7 @@
               </w:rPr>
               <w:t>{{</w:t>
             </w:r>
+            <w:proofErr w:type="spellStart"/>
             <w:r>
               <w:rPr>
                 <w:sz w:val="16"/>
@@ -9215,6 +9765,7 @@
               </w:rPr>
               <w:t>n</w:t>
             </w:r>
+            <w:proofErr w:type="spellEnd"/>
             <w:r>
               <w:rPr>
                 <w:sz w:val="16"/>
@@ -9364,6 +9915,7 @@
               </w:rPr>
               <w:t>{{</w:t>
             </w:r>
+            <w:proofErr w:type="spellStart"/>
             <w:r>
               <w:rPr>
                 <w:sz w:val="16"/>
@@ -9378,6 +9930,7 @@
               </w:rPr>
               <w:t>_y</w:t>
             </w:r>
+            <w:proofErr w:type="spellEnd"/>
             <w:r>
               <w:rPr>
                 <w:sz w:val="16"/>
@@ -9408,6 +9961,7 @@
               </w:rPr>
               <w:t>{{</w:t>
             </w:r>
+            <w:proofErr w:type="spellStart"/>
             <w:r>
               <w:rPr>
                 <w:sz w:val="16"/>
@@ -9422,6 +9976,7 @@
               </w:rPr>
               <w:t>n</w:t>
             </w:r>
+            <w:proofErr w:type="spellEnd"/>
             <w:r>
               <w:rPr>
                 <w:sz w:val="16"/>
@@ -9517,6 +10072,7 @@
               </w:rPr>
               <w:t>{{</w:t>
             </w:r>
+            <w:proofErr w:type="spellStart"/>
             <w:r>
               <w:rPr>
                 <w:sz w:val="16"/>
@@ -9531,6 +10087,7 @@
               </w:rPr>
               <w:t>_y</w:t>
             </w:r>
+            <w:proofErr w:type="spellEnd"/>
             <w:r>
               <w:rPr>
                 <w:sz w:val="16"/>
@@ -9562,6 +10119,7 @@
               </w:rPr>
               <w:t>{{</w:t>
             </w:r>
+            <w:proofErr w:type="spellStart"/>
             <w:r>
               <w:rPr>
                 <w:sz w:val="16"/>
@@ -9576,6 +10134,7 @@
               </w:rPr>
               <w:t>n</w:t>
             </w:r>
+            <w:proofErr w:type="spellEnd"/>
             <w:r>
               <w:rPr>
                 <w:sz w:val="16"/>
@@ -9678,6 +10237,7 @@
               </w:rPr>
               <w:t>{{</w:t>
             </w:r>
+            <w:proofErr w:type="spellStart"/>
             <w:r>
               <w:rPr>
                 <w:sz w:val="16"/>
@@ -9692,6 +10252,7 @@
               </w:rPr>
               <w:t>_y</w:t>
             </w:r>
+            <w:proofErr w:type="spellEnd"/>
             <w:r>
               <w:rPr>
                 <w:sz w:val="16"/>
@@ -9734,6 +10295,7 @@
               <w:lastRenderedPageBreak/>
               <w:t>{{</w:t>
             </w:r>
+            <w:proofErr w:type="spellStart"/>
             <w:r>
               <w:rPr>
                 <w:sz w:val="16"/>
@@ -9748,6 +10310,7 @@
               </w:rPr>
               <w:t>n</w:t>
             </w:r>
+            <w:proofErr w:type="spellEnd"/>
             <w:r>
               <w:rPr>
                 <w:sz w:val="16"/>
@@ -9893,6 +10456,7 @@
               </w:rPr>
               <w:t>{{</w:t>
             </w:r>
+            <w:proofErr w:type="spellStart"/>
             <w:r>
               <w:rPr>
                 <w:sz w:val="16"/>
@@ -9907,6 +10471,7 @@
               </w:rPr>
               <w:t>_y</w:t>
             </w:r>
+            <w:proofErr w:type="spellEnd"/>
             <w:r>
               <w:rPr>
                 <w:sz w:val="16"/>
@@ -9937,6 +10502,7 @@
               </w:rPr>
               <w:t>{{</w:t>
             </w:r>
+            <w:proofErr w:type="spellStart"/>
             <w:r>
               <w:rPr>
                 <w:sz w:val="16"/>
@@ -9951,6 +10517,7 @@
               </w:rPr>
               <w:t>n</w:t>
             </w:r>
+            <w:proofErr w:type="spellEnd"/>
             <w:r>
               <w:rPr>
                 <w:sz w:val="16"/>
@@ -10033,6 +10600,7 @@
               </w:rPr>
               <w:t>{{</w:t>
             </w:r>
+            <w:proofErr w:type="spellStart"/>
             <w:r>
               <w:rPr>
                 <w:sz w:val="16"/>
@@ -10047,6 +10615,7 @@
               </w:rPr>
               <w:t>_y</w:t>
             </w:r>
+            <w:proofErr w:type="spellEnd"/>
             <w:r>
               <w:rPr>
                 <w:sz w:val="16"/>
@@ -10078,6 +10647,7 @@
               </w:rPr>
               <w:t>{{</w:t>
             </w:r>
+            <w:proofErr w:type="spellStart"/>
             <w:r>
               <w:rPr>
                 <w:sz w:val="16"/>
@@ -10092,6 +10662,7 @@
               </w:rPr>
               <w:t>n</w:t>
             </w:r>
+            <w:proofErr w:type="spellEnd"/>
             <w:r>
               <w:rPr>
                 <w:sz w:val="16"/>
@@ -10205,6 +10776,7 @@
               </w:rPr>
               <w:t>{{</w:t>
             </w:r>
+            <w:proofErr w:type="spellStart"/>
             <w:r>
               <w:rPr>
                 <w:sz w:val="16"/>
@@ -10219,6 +10791,7 @@
               </w:rPr>
               <w:t>_y</w:t>
             </w:r>
+            <w:proofErr w:type="spellEnd"/>
             <w:r>
               <w:rPr>
                 <w:sz w:val="16"/>
@@ -10252,6 +10825,7 @@
               </w:rPr>
               <w:t>{{</w:t>
             </w:r>
+            <w:proofErr w:type="spellStart"/>
             <w:r>
               <w:rPr>
                 <w:sz w:val="16"/>
@@ -10266,6 +10840,7 @@
               </w:rPr>
               <w:t>n</w:t>
             </w:r>
+            <w:proofErr w:type="spellEnd"/>
             <w:r>
               <w:rPr>
                 <w:sz w:val="16"/>
@@ -10398,6 +10973,7 @@
               </w:rPr>
               <w:t>{{</w:t>
             </w:r>
+            <w:proofErr w:type="spellStart"/>
             <w:r>
               <w:rPr>
                 <w:sz w:val="16"/>
@@ -10412,6 +10988,7 @@
               </w:rPr>
               <w:t>_y</w:t>
             </w:r>
+            <w:proofErr w:type="spellEnd"/>
             <w:r>
               <w:rPr>
                 <w:sz w:val="16"/>
@@ -10445,6 +11022,7 @@
               </w:rPr>
               <w:t>{{</w:t>
             </w:r>
+            <w:proofErr w:type="spellStart"/>
             <w:r>
               <w:rPr>
                 <w:sz w:val="16"/>
@@ -10459,6 +11037,7 @@
               </w:rPr>
               <w:t>n</w:t>
             </w:r>
+            <w:proofErr w:type="spellEnd"/>
             <w:r>
               <w:rPr>
                 <w:sz w:val="16"/>
@@ -10525,12 +11104,21 @@
               </w:rPr>
               <w:t xml:space="preserve"> {{</w:t>
             </w:r>
+            <w:proofErr w:type="spellStart"/>
             <w:r>
               <w:rPr>
                 <w:spacing w:val="-4"/>
                 <w:sz w:val="16"/>
               </w:rPr>
-              <w:t>others_mh}}</w:t>
+              <w:t>others_mh</w:t>
+            </w:r>
+            <w:proofErr w:type="spellEnd"/>
+            <w:r>
+              <w:rPr>
+                <w:spacing w:val="-4"/>
+                <w:sz w:val="16"/>
+              </w:rPr>
+              <w:t>}}</w:t>
             </w:r>
           </w:p>
         </w:tc>
@@ -10740,6 +11328,7 @@
               </w:rPr>
               <w:t xml:space="preserve"> </w:t>
             </w:r>
+            <w:proofErr w:type="gramStart"/>
             <w:r>
               <w:rPr>
                 <w:b/>
@@ -10763,6 +11352,7 @@
               </w:rPr>
               <w:t>:</w:t>
             </w:r>
+            <w:proofErr w:type="gramEnd"/>
           </w:p>
         </w:tc>
       </w:tr>
@@ -10857,6 +11447,7 @@
               </w:rPr>
               <w:t>{{</w:t>
             </w:r>
+            <w:proofErr w:type="spellStart"/>
             <w:r>
               <w:rPr>
                 <w:sz w:val="16"/>
@@ -10871,6 +11462,7 @@
               </w:rPr>
               <w:t>_y</w:t>
             </w:r>
+            <w:proofErr w:type="spellEnd"/>
             <w:r>
               <w:rPr>
                 <w:sz w:val="16"/>
@@ -10921,6 +11513,7 @@
               </w:rPr>
               <w:t>{{</w:t>
             </w:r>
+            <w:proofErr w:type="spellStart"/>
             <w:r>
               <w:rPr>
                 <w:sz w:val="16"/>
@@ -10935,6 +11528,7 @@
               </w:rPr>
               <w:t>n</w:t>
             </w:r>
+            <w:proofErr w:type="spellEnd"/>
             <w:r>
               <w:rPr>
                 <w:sz w:val="16"/>
@@ -11028,6 +11622,7 @@
               </w:rPr>
               <w:t>{{</w:t>
             </w:r>
+            <w:proofErr w:type="spellStart"/>
             <w:r>
               <w:rPr>
                 <w:sz w:val="16"/>
@@ -11049,6 +11644,7 @@
               </w:rPr>
               <w:t>_y</w:t>
             </w:r>
+            <w:proofErr w:type="spellEnd"/>
             <w:r>
               <w:rPr>
                 <w:sz w:val="16"/>
@@ -11083,6 +11679,7 @@
               </w:rPr>
               <w:t>{{</w:t>
             </w:r>
+            <w:proofErr w:type="spellStart"/>
             <w:r>
               <w:rPr>
                 <w:sz w:val="16"/>
@@ -11104,6 +11701,7 @@
               </w:rPr>
               <w:t>n</w:t>
             </w:r>
+            <w:proofErr w:type="spellEnd"/>
             <w:r>
               <w:rPr>
                 <w:sz w:val="16"/>
@@ -11162,15 +11760,33 @@
                 <w:sz w:val="16"/>
                 <w:szCs w:val="24"/>
               </w:rPr>
-              <w:t>{{others</w:t>
-            </w:r>
+              <w:t>{{</w:t>
+            </w:r>
+            <w:proofErr w:type="spellStart"/>
             <w:r>
               <w:rPr>
                 <w:rFonts w:asciiTheme="minorHAnsi" w:hAnsiTheme="minorHAnsi" w:cstheme="minorHAnsi"/>
                 <w:sz w:val="16"/>
                 <w:szCs w:val="24"/>
               </w:rPr>
-              <w:t>_fm}}</w:t>
+              <w:t>others</w:t>
+            </w:r>
+            <w:r>
+              <w:rPr>
+                <w:rFonts w:asciiTheme="minorHAnsi" w:hAnsiTheme="minorHAnsi" w:cstheme="minorHAnsi"/>
+                <w:sz w:val="16"/>
+                <w:szCs w:val="24"/>
+              </w:rPr>
+              <w:t>_fm</w:t>
+            </w:r>
+            <w:proofErr w:type="spellEnd"/>
+            <w:r>
+              <w:rPr>
+                <w:rFonts w:asciiTheme="minorHAnsi" w:hAnsiTheme="minorHAnsi" w:cstheme="minorHAnsi"/>
+                <w:sz w:val="16"/>
+                <w:szCs w:val="24"/>
+              </w:rPr>
+              <w:t>}}</w:t>
             </w:r>
           </w:p>
           <w:p>
@@ -11316,6 +11932,7 @@
               </w:rPr>
               <w:t>{{</w:t>
             </w:r>
+            <w:proofErr w:type="spellStart"/>
             <w:r>
               <w:rPr>
                 <w:sz w:val="16"/>
@@ -11330,6 +11947,7 @@
               </w:rPr>
               <w:t>_y</w:t>
             </w:r>
+            <w:proofErr w:type="spellEnd"/>
             <w:r>
               <w:rPr>
                 <w:sz w:val="16"/>
@@ -11374,6 +11992,7 @@
               </w:rPr>
               <w:t>{{</w:t>
             </w:r>
+            <w:proofErr w:type="spellStart"/>
             <w:r>
               <w:rPr>
                 <w:sz w:val="16"/>
@@ -11388,6 +12007,7 @@
               </w:rPr>
               <w:t>n</w:t>
             </w:r>
+            <w:proofErr w:type="spellEnd"/>
             <w:r>
               <w:rPr>
                 <w:sz w:val="16"/>
@@ -11469,6 +12089,7 @@
               </w:rPr>
               <w:t>{{</w:t>
             </w:r>
+            <w:proofErr w:type="spellStart"/>
             <w:r>
               <w:rPr>
                 <w:sz w:val="16"/>
@@ -11483,6 +12104,7 @@
               </w:rPr>
               <w:t>_y</w:t>
             </w:r>
+            <w:proofErr w:type="spellEnd"/>
             <w:r>
               <w:rPr>
                 <w:sz w:val="16"/>
@@ -11514,6 +12136,7 @@
               </w:rPr>
               <w:t>{{</w:t>
             </w:r>
+            <w:proofErr w:type="spellStart"/>
             <w:r>
               <w:rPr>
                 <w:sz w:val="16"/>
@@ -11528,6 +12151,7 @@
               </w:rPr>
               <w:t>n</w:t>
             </w:r>
+            <w:proofErr w:type="spellEnd"/>
             <w:r>
               <w:rPr>
                 <w:sz w:val="16"/>
@@ -11702,6 +12326,7 @@
               </w:rPr>
               <w:t>{{</w:t>
             </w:r>
+            <w:proofErr w:type="spellStart"/>
             <w:r>
               <w:rPr>
                 <w:sz w:val="16"/>
@@ -11723,6 +12348,7 @@
               </w:rPr>
               <w:t>_y</w:t>
             </w:r>
+            <w:proofErr w:type="spellEnd"/>
             <w:r>
               <w:rPr>
                 <w:sz w:val="16"/>
@@ -11773,6 +12399,7 @@
               </w:rPr>
               <w:t>{{</w:t>
             </w:r>
+            <w:proofErr w:type="spellStart"/>
             <w:r>
               <w:rPr>
                 <w:sz w:val="16"/>
@@ -11794,6 +12421,7 @@
               </w:rPr>
               <w:t>n</w:t>
             </w:r>
+            <w:proofErr w:type="spellEnd"/>
             <w:r>
               <w:rPr>
                 <w:sz w:val="16"/>
@@ -11887,6 +12515,7 @@
               </w:rPr>
               <w:t>{{</w:t>
             </w:r>
+            <w:proofErr w:type="spellStart"/>
             <w:r>
               <w:rPr>
                 <w:sz w:val="16"/>
@@ -11901,6 +12530,7 @@
               </w:rPr>
               <w:t>_y</w:t>
             </w:r>
+            <w:proofErr w:type="spellEnd"/>
             <w:r>
               <w:rPr>
                 <w:sz w:val="16"/>
@@ -11935,6 +12565,7 @@
               </w:rPr>
               <w:t>{{</w:t>
             </w:r>
+            <w:proofErr w:type="spellStart"/>
             <w:r>
               <w:rPr>
                 <w:sz w:val="16"/>
@@ -11949,6 +12580,7 @@
               </w:rPr>
               <w:t>n</w:t>
             </w:r>
+            <w:proofErr w:type="spellEnd"/>
             <w:r>
               <w:rPr>
                 <w:sz w:val="16"/>
@@ -12753,6 +13385,7 @@
               </w:rPr>
               <w:t>{{</w:t>
             </w:r>
+            <w:proofErr w:type="spellStart"/>
             <w:r>
               <w:rPr>
                 <w:sz w:val="16"/>
@@ -12767,6 +13400,7 @@
               </w:rPr>
               <w:t>_y</w:t>
             </w:r>
+            <w:proofErr w:type="spellEnd"/>
             <w:r>
               <w:rPr>
                 <w:sz w:val="16"/>
@@ -12803,6 +13437,7 @@
               </w:rPr>
               <w:t>{{</w:t>
             </w:r>
+            <w:proofErr w:type="spellStart"/>
             <w:r>
               <w:rPr>
                 <w:sz w:val="16"/>
@@ -12817,6 +13452,7 @@
               </w:rPr>
               <w:t>n</w:t>
             </w:r>
+            <w:proofErr w:type="spellEnd"/>
             <w:r>
               <w:rPr>
                 <w:sz w:val="16"/>
@@ -12848,6 +13484,7 @@
               <w:ind w:left="112"/>
               <w:rPr>
                 <w:i/>
+                <w:spacing w:val="-2"/>
                 <w:sz w:val="14"/>
               </w:rPr>
             </w:pPr>
@@ -12972,21 +13609,68 @@
               </w:rPr>
               <w:t xml:space="preserve"> </w:t>
             </w:r>
+            <w:proofErr w:type="gramStart"/>
             <w:r>
               <w:rPr>
                 <w:i/>
                 <w:spacing w:val="-4"/>
                 <w:sz w:val="14"/>
               </w:rPr>
-              <w:t>Why?</w:t>
-            </w:r>
+              <w:t>Why</w:t>
+            </w:r>
+            <w:proofErr w:type="gramEnd"/>
             <w:r>
               <w:rPr>
                 <w:i/>
                 <w:spacing w:val="-4"/>
                 <w:sz w:val="14"/>
               </w:rPr>
-              <w:t xml:space="preserve"> {{medev_why}}</w:t>
+              <w:t>?</w:t>
+            </w:r>
+            <w:r>
+              <w:rPr>
+                <w:i/>
+                <w:spacing w:val="-4"/>
+                <w:sz w:val="14"/>
+              </w:rPr>
+              <w:t xml:space="preserve"> </w:t>
+            </w:r>
+          </w:p>
+          <w:p>
+            <w:pPr>
+              <w:ind w:left="113"/>
+              <w:rPr>
+                <w:i/>
+                <w:iCs/>
+                <w:sz w:val="16"/>
+                <w:szCs w:val="16"/>
+              </w:rPr>
+            </w:pPr>
+            <w:r>
+              <w:rPr>
+                <w:i/>
+                <w:spacing w:val="-4"/>
+                <w:sz w:val="14"/>
+              </w:rPr>
+              <w:t>{{</w:t>
+            </w:r>
+            <w:proofErr w:type="spellStart"/>
+            <w:r>
+              <w:rPr>
+                <w:i/>
+                <w:spacing w:val="-4"/>
+                <w:sz w:val="14"/>
+              </w:rPr>
+              <w:t>medev_why</w:t>
+            </w:r>
+            <w:proofErr w:type="spellEnd"/>
+            <w:r>
+              <w:rPr>
+                <w:i/>
+                <w:spacing w:val="-4"/>
+                <w:sz w:val="14"/>
+              </w:rPr>
+              <w:t>}}</w:t>
             </w:r>
           </w:p>
         </w:tc>
@@ -13165,6 +13849,7 @@
               </w:rPr>
               <w:t>{{</w:t>
             </w:r>
+            <w:proofErr w:type="spellStart"/>
             <w:r>
               <w:rPr>
                 <w:sz w:val="16"/>
@@ -13179,6 +13864,7 @@
               </w:rPr>
               <w:t>_y</w:t>
             </w:r>
+            <w:proofErr w:type="spellEnd"/>
             <w:r>
               <w:rPr>
                 <w:sz w:val="16"/>
@@ -13213,6 +13899,7 @@
               </w:rPr>
               <w:t>{{</w:t>
             </w:r>
+            <w:proofErr w:type="spellStart"/>
             <w:r>
               <w:rPr>
                 <w:sz w:val="16"/>
@@ -13227,6 +13914,7 @@
               </w:rPr>
               <w:t>n</w:t>
             </w:r>
+            <w:proofErr w:type="spellEnd"/>
             <w:r>
               <w:rPr>
                 <w:sz w:val="16"/>
@@ -13538,7 +14226,27 @@
                 <w:spacing w:val="-2"/>
                 <w:sz w:val="16"/>
               </w:rPr>
-              <w:t>{{curren_ifyes}}</w:t>
+              <w:t>{{</w:t>
+            </w:r>
+            <w:proofErr w:type="spellStart"/>
+            <w:r>
+              <w:rPr>
+                <w:i/>
+                <w:iCs/>
+                <w:spacing w:val="-2"/>
+                <w:sz w:val="16"/>
+              </w:rPr>
+              <w:t>curren_ifyes</w:t>
+            </w:r>
+            <w:proofErr w:type="spellEnd"/>
+            <w:r>
+              <w:rPr>
+                <w:i/>
+                <w:iCs/>
+                <w:spacing w:val="-2"/>
+                <w:sz w:val="16"/>
+              </w:rPr>
+              <w:t>}}</w:t>
             </w:r>
           </w:p>
         </w:tc>
@@ -13633,6 +14341,7 @@
               </w:rPr>
               <w:t>{{</w:t>
             </w:r>
+            <w:proofErr w:type="spellStart"/>
             <w:r>
               <w:rPr>
                 <w:sz w:val="16"/>
@@ -13647,6 +14356,7 @@
               </w:rPr>
               <w:t>_y</w:t>
             </w:r>
+            <w:proofErr w:type="spellEnd"/>
             <w:r>
               <w:rPr>
                 <w:sz w:val="16"/>
@@ -13681,6 +14391,7 @@
               </w:rPr>
               <w:t>{{</w:t>
             </w:r>
+            <w:proofErr w:type="spellStart"/>
             <w:r>
               <w:rPr>
                 <w:sz w:val="16"/>
@@ -13695,6 +14406,7 @@
               </w:rPr>
               <w:t>n</w:t>
             </w:r>
+            <w:proofErr w:type="spellEnd"/>
             <w:r>
               <w:rPr>
                 <w:sz w:val="16"/>
@@ -13876,6 +14588,7 @@
               </w:rPr>
               <w:t xml:space="preserve"> </w:t>
             </w:r>
+            <w:proofErr w:type="gramStart"/>
             <w:r>
               <w:rPr>
                 <w:i/>
@@ -13907,6 +14620,7 @@
               </w:rPr>
               <w:tab/>
             </w:r>
+            <w:proofErr w:type="gramEnd"/>
             <w:r>
               <w:rPr>
                 <w:i/>
@@ -14064,14 +14778,32 @@
                 <w:spacing w:val="-2"/>
                 <w:sz w:val="12"/>
               </w:rPr>
-              <w:t>{{q_smoke_text}}</w:t>
-            </w:r>
+              <w:t>{{</w:t>
+            </w:r>
+            <w:proofErr w:type="spellStart"/>
             <w:r>
               <w:rPr>
                 <w:i/>
                 <w:spacing w:val="-2"/>
                 <w:sz w:val="12"/>
               </w:rPr>
+              <w:t>q_smoke_text</w:t>
+            </w:r>
+            <w:proofErr w:type="spellEnd"/>
+            <w:r>
+              <w:rPr>
+                <w:i/>
+                <w:spacing w:val="-2"/>
+                <w:sz w:val="12"/>
+              </w:rPr>
+              <w:t>}}</w:t>
+            </w:r>
+            <w:r>
+              <w:rPr>
+                <w:i/>
+                <w:spacing w:val="-2"/>
+                <w:sz w:val="12"/>
+              </w:rPr>
               <w:tab/>
             </w:r>
             <w:r>
@@ -14080,7 +14812,16 @@
                 <w:spacing w:val="-2"/>
                 <w:sz w:val="14"/>
               </w:rPr>
-              <w:t>{{h</w:t>
+              <w:t>{{</w:t>
+            </w:r>
+            <w:proofErr w:type="spellStart"/>
+            <w:r>
+              <w:rPr>
+                <w:i/>
+                <w:spacing w:val="-2"/>
+                <w:sz w:val="14"/>
+              </w:rPr>
+              <w:t>h</w:t>
             </w:r>
             <w:r>
               <w:rPr>
@@ -14090,6 +14831,7 @@
               </w:rPr>
               <w:t>l_hf</w:t>
             </w:r>
+            <w:proofErr w:type="spellEnd"/>
             <w:r>
               <w:rPr>
                 <w:i/>
@@ -14133,7 +14875,23 @@
                 <w:sz w:val="16"/>
                 <w:szCs w:val="16"/>
               </w:rPr>
-              <w:t>{{q_smoke_y}}</w:t>
+              <w:t>{{</w:t>
+            </w:r>
+            <w:proofErr w:type="spellStart"/>
+            <w:r>
+              <w:rPr>
+                <w:sz w:val="16"/>
+                <w:szCs w:val="16"/>
+              </w:rPr>
+              <w:t>q_smoke_y</w:t>
+            </w:r>
+            <w:proofErr w:type="spellEnd"/>
+            <w:r>
+              <w:rPr>
+                <w:sz w:val="16"/>
+                <w:szCs w:val="16"/>
+              </w:rPr>
+              <w:t>}}</w:t>
             </w:r>
           </w:p>
         </w:tc>
@@ -14161,7 +14919,15 @@
                 <w:sz w:val="16"/>
                 <w:szCs w:val="16"/>
               </w:rPr>
-              <w:t>{{q_smoke_</w:t>
+              <w:t>{{</w:t>
+            </w:r>
+            <w:proofErr w:type="spellStart"/>
+            <w:r>
+              <w:rPr>
+                <w:sz w:val="16"/>
+                <w:szCs w:val="16"/>
+              </w:rPr>
+              <w:t>q_smoke_</w:t>
             </w:r>
             <w:r>
               <w:rPr>
@@ -14170,6 +14936,7 @@
               </w:rPr>
               <w:t>n</w:t>
             </w:r>
+            <w:proofErr w:type="spellEnd"/>
             <w:r>
               <w:rPr>
                 <w:sz w:val="16"/>
@@ -14482,7 +15249,23 @@
                 <w:sz w:val="16"/>
                 <w:szCs w:val="16"/>
               </w:rPr>
-              <w:t>{{answer_ifyes}}</w:t>
+              <w:t>{{</w:t>
+            </w:r>
+            <w:proofErr w:type="spellStart"/>
+            <w:r>
+              <w:rPr>
+                <w:sz w:val="16"/>
+                <w:szCs w:val="16"/>
+              </w:rPr>
+              <w:t>answer_ifyes</w:t>
+            </w:r>
+            <w:proofErr w:type="spellEnd"/>
+            <w:r>
+              <w:rPr>
+                <w:sz w:val="16"/>
+                <w:szCs w:val="16"/>
+              </w:rPr>
+              <w:t>}}</w:t>
             </w:r>
           </w:p>
         </w:tc>
@@ -14521,6 +15304,7 @@
               </w:rPr>
               <w:t>{{</w:t>
             </w:r>
+            <w:proofErr w:type="spellStart"/>
             <w:r>
               <w:rPr>
                 <w:sz w:val="16"/>
@@ -14535,6 +15319,7 @@
               </w:rPr>
               <w:t>_y</w:t>
             </w:r>
+            <w:proofErr w:type="spellEnd"/>
             <w:r>
               <w:rPr>
                 <w:sz w:val="16"/>
@@ -14570,6 +15355,7 @@
               </w:rPr>
               <w:t>{{</w:t>
             </w:r>
+            <w:proofErr w:type="spellStart"/>
             <w:r>
               <w:rPr>
                 <w:sz w:val="16"/>
@@ -14584,6 +15370,7 @@
               </w:rPr>
               <w:t>n</w:t>
             </w:r>
+            <w:proofErr w:type="spellEnd"/>
             <w:r>
               <w:rPr>
                 <w:sz w:val="16"/>
@@ -14906,6 +15693,7 @@
               </w:rPr>
               <w:t>{{</w:t>
             </w:r>
+            <w:proofErr w:type="spellStart"/>
             <w:r>
               <w:rPr>
                 <w:sz w:val="16"/>
@@ -14920,6 +15708,7 @@
               </w:rPr>
               <w:t>_y</w:t>
             </w:r>
+            <w:proofErr w:type="spellEnd"/>
             <w:r>
               <w:rPr>
                 <w:sz w:val="16"/>
@@ -14954,6 +15743,7 @@
               </w:rPr>
               <w:t>{{</w:t>
             </w:r>
+            <w:proofErr w:type="spellStart"/>
             <w:r>
               <w:rPr>
                 <w:sz w:val="16"/>
@@ -14968,6 +15758,7 @@
               </w:rPr>
               <w:t>n</w:t>
             </w:r>
+            <w:proofErr w:type="spellEnd"/>
             <w:r>
               <w:rPr>
                 <w:sz w:val="16"/>
@@ -15328,6 +16119,7 @@
               </w:rPr>
               <w:t>{{</w:t>
             </w:r>
+            <w:proofErr w:type="spellStart"/>
             <w:r>
               <w:rPr>
                 <w:sz w:val="16"/>
@@ -15342,6 +16134,7 @@
               </w:rPr>
               <w:t>_y</w:t>
             </w:r>
+            <w:proofErr w:type="spellEnd"/>
             <w:r>
               <w:rPr>
                 <w:sz w:val="16"/>
@@ -15376,6 +16169,7 @@
               </w:rPr>
               <w:t>{{</w:t>
             </w:r>
+            <w:proofErr w:type="spellStart"/>
             <w:r>
               <w:rPr>
                 <w:sz w:val="16"/>
@@ -15390,6 +16184,7 @@
               </w:rPr>
               <w:t>n</w:t>
             </w:r>
+            <w:proofErr w:type="spellEnd"/>
             <w:r>
               <w:rPr>
                 <w:sz w:val="16"/>
@@ -15699,6 +16494,7 @@
               </w:rPr>
               <w:t>{{</w:t>
             </w:r>
+            <w:proofErr w:type="spellStart"/>
             <w:r>
               <w:rPr>
                 <w:sz w:val="16"/>
@@ -15713,6 +16509,7 @@
               </w:rPr>
               <w:t>_y</w:t>
             </w:r>
+            <w:proofErr w:type="spellEnd"/>
             <w:r>
               <w:rPr>
                 <w:sz w:val="16"/>
@@ -15747,6 +16544,7 @@
               </w:rPr>
               <w:t>{{</w:t>
             </w:r>
+            <w:proofErr w:type="spellStart"/>
             <w:r>
               <w:rPr>
                 <w:sz w:val="16"/>
@@ -15761,6 +16559,7 @@
               </w:rPr>
               <w:t>n</w:t>
             </w:r>
+            <w:proofErr w:type="spellEnd"/>
             <w:r>
               <w:rPr>
                 <w:sz w:val="16"/>
@@ -15888,6 +16687,7 @@
               </w:rPr>
               <w:t xml:space="preserve"> </w:t>
             </w:r>
+            <w:proofErr w:type="gramStart"/>
             <w:r>
               <w:rPr>
                 <w:sz w:val="16"/>
@@ -15907,6 +16707,7 @@
               </w:rPr>
               <w:t>?</w:t>
             </w:r>
+            <w:proofErr w:type="gramEnd"/>
             <w:r>
               <w:rPr>
                 <w:spacing w:val="-3"/>
@@ -16064,6 +16865,7 @@
               </w:rPr>
               <w:tab/>
             </w:r>
+            <w:proofErr w:type="gramStart"/>
             <w:r>
               <w:rPr>
                 <w:spacing w:val="-2"/>
@@ -16085,6 +16887,7 @@
               </w:rPr>
               <w:t>:</w:t>
             </w:r>
+            <w:proofErr w:type="gramEnd"/>
           </w:p>
         </w:tc>
         <w:tc>
@@ -16094,11 +16897,19 @@
           <w:p>
             <w:pPr>
               <w:pStyle w:val="TableParagraph"/>
-              <w:rPr>
-                <w:rFonts w:ascii="Times New Roman"/>
-                <w:sz w:val="14"/>
-              </w:rPr>
-            </w:pPr>
+              <w:spacing w:before="16"/>
+              <w:rPr>
+                <w:rFonts w:ascii="Times New Roman"/>
+                <w:sz w:val="14"/>
+              </w:rPr>
+            </w:pPr>
+            <w:r>
+              <w:rPr>
+                <w:rFonts w:ascii="Times New Roman"/>
+                <w:sz w:val="14"/>
+              </w:rPr>
+              <w:t>{{score}}</w:t>
+            </w:r>
           </w:p>
         </w:tc>
         <w:tc>
@@ -16178,6 +16989,7 @@
               </w:rPr>
               <w:t>{{</w:t>
             </w:r>
+            <w:proofErr w:type="spellStart"/>
             <w:r>
               <w:rPr>
                 <w:sz w:val="16"/>
@@ -16199,6 +17011,7 @@
               </w:rPr>
               <w:t>_y</w:t>
             </w:r>
+            <w:proofErr w:type="spellEnd"/>
             <w:r>
               <w:rPr>
                 <w:sz w:val="16"/>
@@ -16233,6 +17046,7 @@
               </w:rPr>
               <w:t>{{</w:t>
             </w:r>
+            <w:proofErr w:type="spellStart"/>
             <w:r>
               <w:rPr>
                 <w:sz w:val="16"/>
@@ -16247,6 +17061,7 @@
               </w:rPr>
               <w:t>n</w:t>
             </w:r>
+            <w:proofErr w:type="spellEnd"/>
             <w:r>
               <w:rPr>
                 <w:sz w:val="16"/>
@@ -16469,13 +17284,23 @@
               </w:rPr>
               <w:t xml:space="preserve"> </w:t>
             </w:r>
+            <w:proofErr w:type="gramStart"/>
             <w:r>
               <w:rPr>
                 <w:i/>
                 <w:spacing w:val="-4"/>
                 <w:sz w:val="14"/>
               </w:rPr>
-              <w:t>Why?</w:t>
+              <w:t>Why</w:t>
+            </w:r>
+            <w:proofErr w:type="gramEnd"/>
+            <w:r>
+              <w:rPr>
+                <w:i/>
+                <w:spacing w:val="-4"/>
+                <w:sz w:val="14"/>
+              </w:rPr>
+              <w:t>?</w:t>
             </w:r>
           </w:p>
           <w:p>
@@ -16494,7 +17319,25 @@
                 <w:spacing w:val="-4"/>
                 <w:sz w:val="14"/>
               </w:rPr>
-              <w:t>{{omfc_ifyes}}</w:t>
+              <w:t>{{</w:t>
+            </w:r>
+            <w:proofErr w:type="spellStart"/>
+            <w:r>
+              <w:rPr>
+                <w:i/>
+                <w:spacing w:val="-4"/>
+                <w:sz w:val="14"/>
+              </w:rPr>
+              <w:t>omfc_ifyes</w:t>
+            </w:r>
+            <w:proofErr w:type="spellEnd"/>
+            <w:r>
+              <w:rPr>
+                <w:i/>
+                <w:spacing w:val="-4"/>
+                <w:sz w:val="14"/>
+              </w:rPr>
+              <w:t>}}</w:t>
             </w:r>
           </w:p>
         </w:tc>
@@ -16641,6 +17484,7 @@
               </w:rPr>
               <w:t>{{</w:t>
             </w:r>
+            <w:proofErr w:type="spellStart"/>
             <w:r>
               <w:rPr>
                 <w:sz w:val="16"/>
@@ -16655,6 +17499,7 @@
               </w:rPr>
               <w:t>_y</w:t>
             </w:r>
+            <w:proofErr w:type="spellEnd"/>
             <w:r>
               <w:rPr>
                 <w:sz w:val="16"/>
@@ -16690,6 +17535,7 @@
               </w:rPr>
               <w:t>{{</w:t>
             </w:r>
+            <w:proofErr w:type="spellStart"/>
             <w:r>
               <w:rPr>
                 <w:sz w:val="16"/>
@@ -16704,6 +17550,7 @@
               </w:rPr>
               <w:t>n</w:t>
             </w:r>
+            <w:proofErr w:type="spellEnd"/>
             <w:r>
               <w:rPr>
                 <w:sz w:val="16"/>
@@ -17130,12 +17977,14 @@
               </w:rPr>
               <w:t xml:space="preserve"> </w:t>
             </w:r>
+            <w:proofErr w:type="spellStart"/>
             <w:r>
               <w:rPr>
                 <w:sz w:val="16"/>
               </w:rPr>
               <w:t>QatarEnergy</w:t>
             </w:r>
+            <w:proofErr w:type="spellEnd"/>
             <w:r>
               <w:rPr>
                 <w:spacing w:val="-5"/>
@@ -18438,7 +19287,27 @@
                 <w:sz w:val="16"/>
                 <w:szCs w:val="16"/>
               </w:rPr>
-              <w:t>{{eyes_n}}</w:t>
+              <w:t>{{</w:t>
+            </w:r>
+            <w:proofErr w:type="spellStart"/>
+            <w:r>
+              <w:rPr>
+                <w:rFonts w:eastAsia="Times New Roman"/>
+                <w:color w:val="000000"/>
+                <w:sz w:val="16"/>
+                <w:szCs w:val="16"/>
+              </w:rPr>
+              <w:t>eyes_n</w:t>
+            </w:r>
+            <w:proofErr w:type="spellEnd"/>
+            <w:r>
+              <w:rPr>
+                <w:rFonts w:eastAsia="Times New Roman"/>
+                <w:color w:val="000000"/>
+                <w:sz w:val="16"/>
+                <w:szCs w:val="16"/>
+              </w:rPr>
+              <w:t>}}</w:t>
             </w:r>
           </w:p>
         </w:tc>
@@ -18464,7 +19333,17 @@
                 <w:sz w:val="16"/>
                 <w:szCs w:val="16"/>
               </w:rPr>
-              <w:t>{{eyes_</w:t>
+              <w:t>{{</w:t>
+            </w:r>
+            <w:proofErr w:type="spellStart"/>
+            <w:r>
+              <w:rPr>
+                <w:rFonts w:eastAsia="Times New Roman"/>
+                <w:color w:val="000000"/>
+                <w:sz w:val="16"/>
+                <w:szCs w:val="16"/>
+              </w:rPr>
+              <w:t>eyes_</w:t>
             </w:r>
             <w:r>
               <w:rPr>
@@ -18475,6 +19354,7 @@
               </w:rPr>
               <w:t>a</w:t>
             </w:r>
+            <w:proofErr w:type="spellEnd"/>
             <w:r>
               <w:rPr>
                 <w:rFonts w:eastAsia="Times New Roman"/>
@@ -18508,7 +19388,17 @@
                 <w:sz w:val="16"/>
                 <w:szCs w:val="16"/>
               </w:rPr>
-              <w:t>{{eyes_</w:t>
+              <w:t>{{</w:t>
+            </w:r>
+            <w:proofErr w:type="spellStart"/>
+            <w:r>
+              <w:rPr>
+                <w:rFonts w:eastAsia="Times New Roman"/>
+                <w:color w:val="000000"/>
+                <w:sz w:val="16"/>
+                <w:szCs w:val="16"/>
+              </w:rPr>
+              <w:t>eyes_</w:t>
             </w:r>
             <w:r>
               <w:rPr>
@@ -18519,6 +19409,7 @@
               </w:rPr>
               <w:t>r</w:t>
             </w:r>
+            <w:proofErr w:type="spellEnd"/>
             <w:r>
               <w:rPr>
                 <w:rFonts w:eastAsia="Times New Roman"/>
@@ -18604,6 +19495,7 @@
               </w:rPr>
               <w:t>{{</w:t>
             </w:r>
+            <w:proofErr w:type="spellStart"/>
             <w:r>
               <w:rPr>
                 <w:rFonts w:eastAsia="Times New Roman"/>
@@ -18620,7 +19512,17 @@
                 <w:sz w:val="16"/>
                 <w:szCs w:val="16"/>
               </w:rPr>
-              <w:t>_n}}</w:t>
+              <w:t>_n</w:t>
+            </w:r>
+            <w:proofErr w:type="spellEnd"/>
+            <w:r>
+              <w:rPr>
+                <w:rFonts w:eastAsia="Times New Roman"/>
+                <w:color w:val="000000"/>
+                <w:sz w:val="16"/>
+                <w:szCs w:val="16"/>
+              </w:rPr>
+              <w:t>}}</w:t>
             </w:r>
           </w:p>
         </w:tc>
@@ -18646,7 +19548,17 @@
                 <w:sz w:val="16"/>
                 <w:szCs w:val="16"/>
               </w:rPr>
-              <w:t>{{fbg_</w:t>
+              <w:t>{{</w:t>
+            </w:r>
+            <w:proofErr w:type="spellStart"/>
+            <w:r>
+              <w:rPr>
+                <w:rFonts w:eastAsia="Times New Roman"/>
+                <w:color w:val="000000"/>
+                <w:sz w:val="16"/>
+                <w:szCs w:val="16"/>
+              </w:rPr>
+              <w:t>fbg_</w:t>
             </w:r>
             <w:r>
               <w:rPr>
@@ -18657,6 +19569,7 @@
               </w:rPr>
               <w:t>a</w:t>
             </w:r>
+            <w:proofErr w:type="spellEnd"/>
             <w:r>
               <w:rPr>
                 <w:rFonts w:eastAsia="Times New Roman"/>
@@ -18690,7 +19603,17 @@
                 <w:sz w:val="16"/>
                 <w:szCs w:val="16"/>
               </w:rPr>
-              <w:t>{{fbg_</w:t>
+              <w:t>{{</w:t>
+            </w:r>
+            <w:proofErr w:type="spellStart"/>
+            <w:r>
+              <w:rPr>
+                <w:rFonts w:eastAsia="Times New Roman"/>
+                <w:color w:val="000000"/>
+                <w:sz w:val="16"/>
+                <w:szCs w:val="16"/>
+              </w:rPr>
+              <w:t>fbg_</w:t>
             </w:r>
             <w:r>
               <w:rPr>
@@ -18701,6 +19624,7 @@
               </w:rPr>
               <w:t>r</w:t>
             </w:r>
+            <w:proofErr w:type="spellEnd"/>
             <w:r>
               <w:rPr>
                 <w:rFonts w:eastAsia="Times New Roman"/>
@@ -18787,7 +19711,17 @@
                 <w:sz w:val="16"/>
                 <w:szCs w:val="16"/>
               </w:rPr>
-              <w:t>{{e</w:t>
+              <w:t>{{</w:t>
+            </w:r>
+            <w:proofErr w:type="spellStart"/>
+            <w:r>
+              <w:rPr>
+                <w:rFonts w:eastAsia="Times New Roman"/>
+                <w:color w:val="000000"/>
+                <w:sz w:val="16"/>
+                <w:szCs w:val="16"/>
+              </w:rPr>
+              <w:t>e</w:t>
             </w:r>
             <w:r>
               <w:rPr>
@@ -18805,7 +19739,17 @@
                 <w:sz w:val="16"/>
                 <w:szCs w:val="16"/>
               </w:rPr>
-              <w:t>_n}}</w:t>
+              <w:t>_n</w:t>
+            </w:r>
+            <w:proofErr w:type="spellEnd"/>
+            <w:r>
+              <w:rPr>
+                <w:rFonts w:eastAsia="Times New Roman"/>
+                <w:color w:val="000000"/>
+                <w:sz w:val="16"/>
+                <w:szCs w:val="16"/>
+              </w:rPr>
+              <w:t>}}</w:t>
             </w:r>
           </w:p>
         </w:tc>
@@ -18833,6 +19777,7 @@
               </w:rPr>
               <w:t>{{</w:t>
             </w:r>
+            <w:proofErr w:type="spellStart"/>
             <w:r>
               <w:rPr>
                 <w:rFonts w:eastAsia="Times New Roman"/>
@@ -18869,6 +19814,7 @@
               </w:rPr>
               <w:t>a</w:t>
             </w:r>
+            <w:proofErr w:type="spellEnd"/>
             <w:r>
               <w:rPr>
                 <w:rFonts w:eastAsia="Times New Roman"/>
@@ -18904,6 +19850,7 @@
               </w:rPr>
               <w:t>{{</w:t>
             </w:r>
+            <w:proofErr w:type="spellStart"/>
             <w:r>
               <w:rPr>
                 <w:rFonts w:eastAsia="Times New Roman"/>
@@ -18931,6 +19878,7 @@
               </w:rPr>
               <w:t>r</w:t>
             </w:r>
+            <w:proofErr w:type="spellEnd"/>
             <w:r>
               <w:rPr>
                 <w:rFonts w:eastAsia="Times New Roman"/>
@@ -19016,6 +19964,7 @@
               </w:rPr>
               <w:t>{{</w:t>
             </w:r>
+            <w:proofErr w:type="spellStart"/>
             <w:r>
               <w:rPr>
                 <w:rFonts w:eastAsia="Times New Roman"/>
@@ -19032,7 +19981,17 @@
                 <w:sz w:val="16"/>
                 <w:szCs w:val="16"/>
               </w:rPr>
-              <w:t>_n}}</w:t>
+              <w:t>_n</w:t>
+            </w:r>
+            <w:proofErr w:type="spellEnd"/>
+            <w:r>
+              <w:rPr>
+                <w:rFonts w:eastAsia="Times New Roman"/>
+                <w:color w:val="000000"/>
+                <w:sz w:val="16"/>
+                <w:szCs w:val="16"/>
+              </w:rPr>
+              <w:t>}}</w:t>
             </w:r>
           </w:p>
         </w:tc>
@@ -19058,7 +20017,17 @@
                 <w:sz w:val="16"/>
                 <w:szCs w:val="16"/>
               </w:rPr>
-              <w:t>{{cbc_</w:t>
+              <w:t>{{</w:t>
+            </w:r>
+            <w:proofErr w:type="spellStart"/>
+            <w:r>
+              <w:rPr>
+                <w:rFonts w:eastAsia="Times New Roman"/>
+                <w:color w:val="000000"/>
+                <w:sz w:val="16"/>
+                <w:szCs w:val="16"/>
+              </w:rPr>
+              <w:t>cbc_</w:t>
             </w:r>
             <w:r>
               <w:rPr>
@@ -19069,6 +20038,7 @@
               </w:rPr>
               <w:t>a</w:t>
             </w:r>
+            <w:proofErr w:type="spellEnd"/>
             <w:r>
               <w:rPr>
                 <w:rFonts w:eastAsia="Times New Roman"/>
@@ -19102,7 +20072,17 @@
                 <w:sz w:val="16"/>
                 <w:szCs w:val="16"/>
               </w:rPr>
-              <w:t>{{cbc_</w:t>
+              <w:t>{{</w:t>
+            </w:r>
+            <w:proofErr w:type="spellStart"/>
+            <w:r>
+              <w:rPr>
+                <w:rFonts w:eastAsia="Times New Roman"/>
+                <w:color w:val="000000"/>
+                <w:sz w:val="16"/>
+                <w:szCs w:val="16"/>
+              </w:rPr>
+              <w:t>cbc_</w:t>
             </w:r>
             <w:r>
               <w:rPr>
@@ -19113,6 +20093,7 @@
               </w:rPr>
               <w:t>r</w:t>
             </w:r>
+            <w:proofErr w:type="spellEnd"/>
             <w:r>
               <w:rPr>
                 <w:rFonts w:eastAsia="Times New Roman"/>
@@ -19188,6 +20169,7 @@
               </w:rPr>
               <w:t>{{</w:t>
             </w:r>
+            <w:proofErr w:type="spellStart"/>
             <w:r>
               <w:rPr>
                 <w:rFonts w:eastAsia="Times New Roman"/>
@@ -19215,6 +20197,7 @@
               </w:rPr>
               <w:t>n</w:t>
             </w:r>
+            <w:proofErr w:type="spellEnd"/>
             <w:r>
               <w:rPr>
                 <w:rFonts w:eastAsia="Times New Roman"/>
@@ -19248,7 +20231,17 @@
                 <w:sz w:val="16"/>
                 <w:szCs w:val="16"/>
               </w:rPr>
-              <w:t>{{oral_c_</w:t>
+              <w:t>{{</w:t>
+            </w:r>
+            <w:proofErr w:type="spellStart"/>
+            <w:r>
+              <w:rPr>
+                <w:rFonts w:eastAsia="Times New Roman"/>
+                <w:color w:val="000000"/>
+                <w:sz w:val="16"/>
+                <w:szCs w:val="16"/>
+              </w:rPr>
+              <w:t>oral_c_</w:t>
             </w:r>
             <w:r>
               <w:rPr>
@@ -19259,6 +20252,7 @@
               </w:rPr>
               <w:t>a</w:t>
             </w:r>
+            <w:proofErr w:type="spellEnd"/>
             <w:r>
               <w:rPr>
                 <w:rFonts w:eastAsia="Times New Roman"/>
@@ -19292,7 +20286,17 @@
                 <w:sz w:val="16"/>
                 <w:szCs w:val="16"/>
               </w:rPr>
-              <w:t>{{oral_c_</w:t>
+              <w:t>{{</w:t>
+            </w:r>
+            <w:proofErr w:type="spellStart"/>
+            <w:r>
+              <w:rPr>
+                <w:rFonts w:eastAsia="Times New Roman"/>
+                <w:color w:val="000000"/>
+                <w:sz w:val="16"/>
+                <w:szCs w:val="16"/>
+              </w:rPr>
+              <w:t>oral_c_</w:t>
             </w:r>
             <w:r>
               <w:rPr>
@@ -19303,6 +20307,7 @@
               </w:rPr>
               <w:t>r</w:t>
             </w:r>
+            <w:proofErr w:type="spellEnd"/>
             <w:r>
               <w:rPr>
                 <w:rFonts w:eastAsia="Times New Roman"/>
@@ -19388,6 +20393,7 @@
               </w:rPr>
               <w:t>{{</w:t>
             </w:r>
+            <w:proofErr w:type="spellStart"/>
             <w:r>
               <w:rPr>
                 <w:rFonts w:eastAsia="Times New Roman"/>
@@ -19404,7 +20410,17 @@
                 <w:sz w:val="16"/>
                 <w:szCs w:val="16"/>
               </w:rPr>
-              <w:t>_n}}</w:t>
+              <w:t>_n</w:t>
+            </w:r>
+            <w:proofErr w:type="spellEnd"/>
+            <w:r>
+              <w:rPr>
+                <w:rFonts w:eastAsia="Times New Roman"/>
+                <w:color w:val="000000"/>
+                <w:sz w:val="16"/>
+                <w:szCs w:val="16"/>
+              </w:rPr>
+              <w:t>}}</w:t>
             </w:r>
           </w:p>
         </w:tc>
@@ -19430,7 +20446,17 @@
                 <w:sz w:val="16"/>
                 <w:szCs w:val="16"/>
               </w:rPr>
-              <w:t>{{tcho_</w:t>
+              <w:t>{{</w:t>
+            </w:r>
+            <w:proofErr w:type="spellStart"/>
+            <w:r>
+              <w:rPr>
+                <w:rFonts w:eastAsia="Times New Roman"/>
+                <w:color w:val="000000"/>
+                <w:sz w:val="16"/>
+                <w:szCs w:val="16"/>
+              </w:rPr>
+              <w:t>tcho_</w:t>
             </w:r>
             <w:r>
               <w:rPr>
@@ -19441,6 +20467,7 @@
               </w:rPr>
               <w:t>a</w:t>
             </w:r>
+            <w:proofErr w:type="spellEnd"/>
             <w:r>
               <w:rPr>
                 <w:rFonts w:eastAsia="Times New Roman"/>
@@ -19474,7 +20501,17 @@
                 <w:sz w:val="16"/>
                 <w:szCs w:val="16"/>
               </w:rPr>
-              <w:t>{{tcho_</w:t>
+              <w:t>{{</w:t>
+            </w:r>
+            <w:proofErr w:type="spellStart"/>
+            <w:r>
+              <w:rPr>
+                <w:rFonts w:eastAsia="Times New Roman"/>
+                <w:color w:val="000000"/>
+                <w:sz w:val="16"/>
+                <w:szCs w:val="16"/>
+              </w:rPr>
+              <w:t>tcho_</w:t>
             </w:r>
             <w:r>
               <w:rPr>
@@ -19485,6 +20522,7 @@
               </w:rPr>
               <w:t>r</w:t>
             </w:r>
+            <w:proofErr w:type="spellEnd"/>
             <w:r>
               <w:rPr>
                 <w:rFonts w:eastAsia="Times New Roman"/>
@@ -19547,6 +20585,7 @@
               </w:rPr>
               <w:t>{{</w:t>
             </w:r>
+            <w:proofErr w:type="spellStart"/>
             <w:r>
               <w:rPr>
                 <w:rFonts w:eastAsia="Times New Roman"/>
@@ -19563,7 +20602,17 @@
                 <w:sz w:val="16"/>
                 <w:szCs w:val="16"/>
               </w:rPr>
-              <w:t>_n}}</w:t>
+              <w:t>_n</w:t>
+            </w:r>
+            <w:proofErr w:type="spellEnd"/>
+            <w:r>
+              <w:rPr>
+                <w:rFonts w:eastAsia="Times New Roman"/>
+                <w:color w:val="000000"/>
+                <w:sz w:val="16"/>
+                <w:szCs w:val="16"/>
+              </w:rPr>
+              <w:t>}}</w:t>
             </w:r>
           </w:p>
         </w:tc>
@@ -19589,7 +20638,17 @@
                 <w:sz w:val="16"/>
                 <w:szCs w:val="16"/>
               </w:rPr>
-              <w:t>{{chest_</w:t>
+              <w:t>{{</w:t>
+            </w:r>
+            <w:proofErr w:type="spellStart"/>
+            <w:r>
+              <w:rPr>
+                <w:rFonts w:eastAsia="Times New Roman"/>
+                <w:color w:val="000000"/>
+                <w:sz w:val="16"/>
+                <w:szCs w:val="16"/>
+              </w:rPr>
+              <w:t>chest_</w:t>
             </w:r>
             <w:r>
               <w:rPr>
@@ -19600,6 +20659,7 @@
               </w:rPr>
               <w:t>a</w:t>
             </w:r>
+            <w:proofErr w:type="spellEnd"/>
             <w:r>
               <w:rPr>
                 <w:rFonts w:eastAsia="Times New Roman"/>
@@ -19633,7 +20693,17 @@
                 <w:sz w:val="16"/>
                 <w:szCs w:val="16"/>
               </w:rPr>
-              <w:t>{{chest_</w:t>
+              <w:t>{{</w:t>
+            </w:r>
+            <w:proofErr w:type="spellStart"/>
+            <w:r>
+              <w:rPr>
+                <w:rFonts w:eastAsia="Times New Roman"/>
+                <w:color w:val="000000"/>
+                <w:sz w:val="16"/>
+                <w:szCs w:val="16"/>
+              </w:rPr>
+              <w:t>chest_</w:t>
             </w:r>
             <w:r>
               <w:rPr>
@@ -19644,6 +20714,7 @@
               </w:rPr>
               <w:t>r</w:t>
             </w:r>
+            <w:proofErr w:type="spellEnd"/>
             <w:r>
               <w:rPr>
                 <w:rFonts w:eastAsia="Times New Roman"/>
@@ -19787,6 +20858,7 @@
               </w:rPr>
               <w:t>{{</w:t>
             </w:r>
+            <w:proofErr w:type="spellStart"/>
             <w:r>
               <w:rPr>
                 <w:rFonts w:eastAsia="Times New Roman"/>
@@ -19803,7 +20875,17 @@
                 <w:sz w:val="16"/>
                 <w:szCs w:val="16"/>
               </w:rPr>
-              <w:t>_n}}</w:t>
+              <w:t>_n</w:t>
+            </w:r>
+            <w:proofErr w:type="spellEnd"/>
+            <w:r>
+              <w:rPr>
+                <w:rFonts w:eastAsia="Times New Roman"/>
+                <w:color w:val="000000"/>
+                <w:sz w:val="16"/>
+                <w:szCs w:val="16"/>
+              </w:rPr>
+              <w:t>}}</w:t>
             </w:r>
           </w:p>
         </w:tc>
@@ -19829,7 +20911,17 @@
                 <w:sz w:val="16"/>
                 <w:szCs w:val="16"/>
               </w:rPr>
-              <w:t>{{lft_</w:t>
+              <w:t>{{</w:t>
+            </w:r>
+            <w:proofErr w:type="spellStart"/>
+            <w:r>
+              <w:rPr>
+                <w:rFonts w:eastAsia="Times New Roman"/>
+                <w:color w:val="000000"/>
+                <w:sz w:val="16"/>
+                <w:szCs w:val="16"/>
+              </w:rPr>
+              <w:t>lft_</w:t>
             </w:r>
             <w:r>
               <w:rPr>
@@ -19840,6 +20932,7 @@
               </w:rPr>
               <w:t>a</w:t>
             </w:r>
+            <w:proofErr w:type="spellEnd"/>
             <w:r>
               <w:rPr>
                 <w:rFonts w:eastAsia="Times New Roman"/>
@@ -19873,7 +20966,17 @@
                 <w:sz w:val="16"/>
                 <w:szCs w:val="16"/>
               </w:rPr>
-              <w:t>{{lft_</w:t>
+              <w:t>{{</w:t>
+            </w:r>
+            <w:proofErr w:type="spellStart"/>
+            <w:r>
+              <w:rPr>
+                <w:rFonts w:eastAsia="Times New Roman"/>
+                <w:color w:val="000000"/>
+                <w:sz w:val="16"/>
+                <w:szCs w:val="16"/>
+              </w:rPr>
+              <w:t>lft_</w:t>
             </w:r>
             <w:r>
               <w:rPr>
@@ -19884,6 +20987,7 @@
               </w:rPr>
               <w:t>r</w:t>
             </w:r>
+            <w:proofErr w:type="spellEnd"/>
             <w:r>
               <w:rPr>
                 <w:rFonts w:eastAsia="Times New Roman"/>
@@ -19960,6 +21064,7 @@
               </w:rPr>
               <w:t>{{</w:t>
             </w:r>
+            <w:proofErr w:type="spellStart"/>
             <w:r>
               <w:rPr>
                 <w:rFonts w:eastAsia="Times New Roman"/>
@@ -19976,7 +21081,17 @@
                 <w:sz w:val="16"/>
                 <w:szCs w:val="16"/>
               </w:rPr>
-              <w:t>_n}}</w:t>
+              <w:t>_n</w:t>
+            </w:r>
+            <w:proofErr w:type="spellEnd"/>
+            <w:r>
+              <w:rPr>
+                <w:rFonts w:eastAsia="Times New Roman"/>
+                <w:color w:val="000000"/>
+                <w:sz w:val="16"/>
+                <w:szCs w:val="16"/>
+              </w:rPr>
+              <w:t>}}</w:t>
             </w:r>
           </w:p>
         </w:tc>
@@ -20002,7 +21117,17 @@
                 <w:sz w:val="16"/>
                 <w:szCs w:val="16"/>
               </w:rPr>
-              <w:t>{{cardio_</w:t>
+              <w:t>{{</w:t>
+            </w:r>
+            <w:proofErr w:type="spellStart"/>
+            <w:r>
+              <w:rPr>
+                <w:rFonts w:eastAsia="Times New Roman"/>
+                <w:color w:val="000000"/>
+                <w:sz w:val="16"/>
+                <w:szCs w:val="16"/>
+              </w:rPr>
+              <w:t>cardio_</w:t>
             </w:r>
             <w:r>
               <w:rPr>
@@ -20013,6 +21138,7 @@
               </w:rPr>
               <w:t>a</w:t>
             </w:r>
+            <w:proofErr w:type="spellEnd"/>
             <w:r>
               <w:rPr>
                 <w:rFonts w:eastAsia="Times New Roman"/>
@@ -20046,7 +21172,17 @@
                 <w:sz w:val="16"/>
                 <w:szCs w:val="16"/>
               </w:rPr>
-              <w:t>{{cardio_</w:t>
+              <w:t>{{</w:t>
+            </w:r>
+            <w:proofErr w:type="spellStart"/>
+            <w:r>
+              <w:rPr>
+                <w:rFonts w:eastAsia="Times New Roman"/>
+                <w:color w:val="000000"/>
+                <w:sz w:val="16"/>
+                <w:szCs w:val="16"/>
+              </w:rPr>
+              <w:t>cardio_</w:t>
             </w:r>
             <w:r>
               <w:rPr>
@@ -20057,6 +21193,7 @@
               </w:rPr>
               <w:t>r</w:t>
             </w:r>
+            <w:proofErr w:type="spellEnd"/>
             <w:r>
               <w:rPr>
                 <w:rFonts w:eastAsia="Times New Roman"/>
@@ -20200,6 +21337,7 @@
               </w:rPr>
               <w:t>{{</w:t>
             </w:r>
+            <w:proofErr w:type="spellStart"/>
             <w:r>
               <w:rPr>
                 <w:rFonts w:eastAsia="Times New Roman"/>
@@ -20216,7 +21354,17 @@
                 <w:sz w:val="16"/>
                 <w:szCs w:val="16"/>
               </w:rPr>
-              <w:t>_n}}</w:t>
+              <w:t>_n</w:t>
+            </w:r>
+            <w:proofErr w:type="spellEnd"/>
+            <w:r>
+              <w:rPr>
+                <w:rFonts w:eastAsia="Times New Roman"/>
+                <w:color w:val="000000"/>
+                <w:sz w:val="16"/>
+                <w:szCs w:val="16"/>
+              </w:rPr>
+              <w:t>}}</w:t>
             </w:r>
           </w:p>
         </w:tc>
@@ -20242,7 +21390,17 @@
                 <w:sz w:val="16"/>
                 <w:szCs w:val="16"/>
               </w:rPr>
-              <w:t>{{rft_</w:t>
+              <w:t>{{</w:t>
+            </w:r>
+            <w:proofErr w:type="spellStart"/>
+            <w:r>
+              <w:rPr>
+                <w:rFonts w:eastAsia="Times New Roman"/>
+                <w:color w:val="000000"/>
+                <w:sz w:val="16"/>
+                <w:szCs w:val="16"/>
+              </w:rPr>
+              <w:t>rft_</w:t>
             </w:r>
             <w:r>
               <w:rPr>
@@ -20253,6 +21411,7 @@
               </w:rPr>
               <w:t>a</w:t>
             </w:r>
+            <w:proofErr w:type="spellEnd"/>
             <w:r>
               <w:rPr>
                 <w:rFonts w:eastAsia="Times New Roman"/>
@@ -20286,7 +21445,17 @@
                 <w:sz w:val="16"/>
                 <w:szCs w:val="16"/>
               </w:rPr>
-              <w:t>{{rft_</w:t>
+              <w:t>{{</w:t>
+            </w:r>
+            <w:proofErr w:type="spellStart"/>
+            <w:r>
+              <w:rPr>
+                <w:rFonts w:eastAsia="Times New Roman"/>
+                <w:color w:val="000000"/>
+                <w:sz w:val="16"/>
+                <w:szCs w:val="16"/>
+              </w:rPr>
+              <w:t>rft_</w:t>
             </w:r>
             <w:r>
               <w:rPr>
@@ -20297,6 +21466,7 @@
               </w:rPr>
               <w:t>r</w:t>
             </w:r>
+            <w:proofErr w:type="spellEnd"/>
             <w:r>
               <w:rPr>
                 <w:rFonts w:eastAsia="Times New Roman"/>
@@ -20359,6 +21529,7 @@
               </w:rPr>
               <w:t>{{</w:t>
             </w:r>
+            <w:proofErr w:type="spellStart"/>
             <w:r>
               <w:rPr>
                 <w:rFonts w:eastAsia="Times New Roman"/>
@@ -20375,7 +21546,17 @@
                 <w:sz w:val="16"/>
                 <w:szCs w:val="16"/>
               </w:rPr>
-              <w:t>_n}}</w:t>
+              <w:t>_n</w:t>
+            </w:r>
+            <w:proofErr w:type="spellEnd"/>
+            <w:r>
+              <w:rPr>
+                <w:rFonts w:eastAsia="Times New Roman"/>
+                <w:color w:val="000000"/>
+                <w:sz w:val="16"/>
+                <w:szCs w:val="16"/>
+              </w:rPr>
+              <w:t>}}</w:t>
             </w:r>
           </w:p>
         </w:tc>
@@ -20401,7 +21582,17 @@
                 <w:sz w:val="16"/>
                 <w:szCs w:val="16"/>
               </w:rPr>
-              <w:t>{{abdom_</w:t>
+              <w:t>{{</w:t>
+            </w:r>
+            <w:proofErr w:type="spellStart"/>
+            <w:r>
+              <w:rPr>
+                <w:rFonts w:eastAsia="Times New Roman"/>
+                <w:color w:val="000000"/>
+                <w:sz w:val="16"/>
+                <w:szCs w:val="16"/>
+              </w:rPr>
+              <w:t>abdom_</w:t>
             </w:r>
             <w:r>
               <w:rPr>
@@ -20412,6 +21603,7 @@
               </w:rPr>
               <w:t>a</w:t>
             </w:r>
+            <w:proofErr w:type="spellEnd"/>
             <w:r>
               <w:rPr>
                 <w:rFonts w:eastAsia="Times New Roman"/>
@@ -20445,7 +21637,17 @@
                 <w:sz w:val="16"/>
                 <w:szCs w:val="16"/>
               </w:rPr>
-              <w:t>{{abdom_</w:t>
+              <w:t>{{</w:t>
+            </w:r>
+            <w:proofErr w:type="spellStart"/>
+            <w:r>
+              <w:rPr>
+                <w:rFonts w:eastAsia="Times New Roman"/>
+                <w:color w:val="000000"/>
+                <w:sz w:val="16"/>
+                <w:szCs w:val="16"/>
+              </w:rPr>
+              <w:t>abdom_</w:t>
             </w:r>
             <w:r>
               <w:rPr>
@@ -20456,6 +21658,7 @@
               </w:rPr>
               <w:t>r</w:t>
             </w:r>
+            <w:proofErr w:type="spellEnd"/>
             <w:r>
               <w:rPr>
                 <w:rFonts w:eastAsia="Times New Roman"/>
@@ -20513,6 +21716,7 @@
               </w:rPr>
               <w:t>{{</w:t>
             </w:r>
+            <w:proofErr w:type="spellStart"/>
             <w:r>
               <w:rPr>
                 <w:rFonts w:eastAsia="Times New Roman"/>
@@ -20529,7 +21733,17 @@
                 <w:sz w:val="16"/>
                 <w:szCs w:val="16"/>
               </w:rPr>
-              <w:t>_n}}</w:t>
+              <w:t>_n</w:t>
+            </w:r>
+            <w:proofErr w:type="spellEnd"/>
+            <w:r>
+              <w:rPr>
+                <w:rFonts w:eastAsia="Times New Roman"/>
+                <w:color w:val="000000"/>
+                <w:sz w:val="16"/>
+                <w:szCs w:val="16"/>
+              </w:rPr>
+              <w:t>}}</w:t>
             </w:r>
           </w:p>
         </w:tc>
@@ -20555,7 +21769,17 @@
                 <w:sz w:val="16"/>
                 <w:szCs w:val="16"/>
               </w:rPr>
-              <w:t>{{urin_</w:t>
+              <w:t>{{</w:t>
+            </w:r>
+            <w:proofErr w:type="spellStart"/>
+            <w:r>
+              <w:rPr>
+                <w:rFonts w:eastAsia="Times New Roman"/>
+                <w:color w:val="000000"/>
+                <w:sz w:val="16"/>
+                <w:szCs w:val="16"/>
+              </w:rPr>
+              <w:t>urin_</w:t>
             </w:r>
             <w:r>
               <w:rPr>
@@ -20566,6 +21790,7 @@
               </w:rPr>
               <w:t>a</w:t>
             </w:r>
+            <w:proofErr w:type="spellEnd"/>
             <w:r>
               <w:rPr>
                 <w:rFonts w:eastAsia="Times New Roman"/>
@@ -20599,7 +21824,17 @@
                 <w:sz w:val="16"/>
                 <w:szCs w:val="16"/>
               </w:rPr>
-              <w:t>{{urin_</w:t>
+              <w:t>{{</w:t>
+            </w:r>
+            <w:proofErr w:type="spellStart"/>
+            <w:r>
+              <w:rPr>
+                <w:rFonts w:eastAsia="Times New Roman"/>
+                <w:color w:val="000000"/>
+                <w:sz w:val="16"/>
+                <w:szCs w:val="16"/>
+              </w:rPr>
+              <w:t>urin_</w:t>
             </w:r>
             <w:r>
               <w:rPr>
@@ -20610,6 +21845,7 @@
               </w:rPr>
               <w:t>r</w:t>
             </w:r>
+            <w:proofErr w:type="spellEnd"/>
             <w:r>
               <w:rPr>
                 <w:rFonts w:eastAsia="Times New Roman"/>
@@ -20685,6 +21921,7 @@
               </w:rPr>
               <w:t>{{</w:t>
             </w:r>
+            <w:proofErr w:type="spellStart"/>
             <w:r>
               <w:rPr>
                 <w:rFonts w:eastAsia="Times New Roman"/>
@@ -20701,7 +21938,17 @@
                 <w:sz w:val="16"/>
                 <w:szCs w:val="16"/>
               </w:rPr>
-              <w:t>_n}}</w:t>
+              <w:t>_n</w:t>
+            </w:r>
+            <w:proofErr w:type="spellEnd"/>
+            <w:r>
+              <w:rPr>
+                <w:rFonts w:eastAsia="Times New Roman"/>
+                <w:color w:val="000000"/>
+                <w:sz w:val="16"/>
+                <w:szCs w:val="16"/>
+              </w:rPr>
+              <w:t>}}</w:t>
             </w:r>
           </w:p>
         </w:tc>
@@ -20727,7 +21974,17 @@
                 <w:sz w:val="16"/>
                 <w:szCs w:val="16"/>
               </w:rPr>
-              <w:t>{{her_or_</w:t>
+              <w:t>{{</w:t>
+            </w:r>
+            <w:proofErr w:type="spellStart"/>
+            <w:r>
+              <w:rPr>
+                <w:rFonts w:eastAsia="Times New Roman"/>
+                <w:color w:val="000000"/>
+                <w:sz w:val="16"/>
+                <w:szCs w:val="16"/>
+              </w:rPr>
+              <w:t>her_or_</w:t>
             </w:r>
             <w:r>
               <w:rPr>
@@ -20738,6 +21995,7 @@
               </w:rPr>
               <w:t>a</w:t>
             </w:r>
+            <w:proofErr w:type="spellEnd"/>
             <w:r>
               <w:rPr>
                 <w:rFonts w:eastAsia="Times New Roman"/>
@@ -20771,7 +22029,17 @@
                 <w:sz w:val="16"/>
                 <w:szCs w:val="16"/>
               </w:rPr>
-              <w:t>{{her_or_</w:t>
+              <w:t>{{</w:t>
+            </w:r>
+            <w:proofErr w:type="spellStart"/>
+            <w:r>
+              <w:rPr>
+                <w:rFonts w:eastAsia="Times New Roman"/>
+                <w:color w:val="000000"/>
+                <w:sz w:val="16"/>
+                <w:szCs w:val="16"/>
+              </w:rPr>
+              <w:t>her_or_</w:t>
             </w:r>
             <w:r>
               <w:rPr>
@@ -20782,6 +22050,7 @@
               </w:rPr>
               <w:t>r</w:t>
             </w:r>
+            <w:proofErr w:type="spellEnd"/>
             <w:r>
               <w:rPr>
                 <w:rFonts w:eastAsia="Times New Roman"/>
@@ -20839,6 +22108,7 @@
               </w:rPr>
               <w:t>{{</w:t>
             </w:r>
+            <w:proofErr w:type="spellStart"/>
             <w:r>
               <w:rPr>
                 <w:rFonts w:eastAsia="Times New Roman"/>
@@ -20855,7 +22125,17 @@
                 <w:sz w:val="16"/>
                 <w:szCs w:val="16"/>
               </w:rPr>
-              <w:t>_n}}</w:t>
+              <w:t>_n</w:t>
+            </w:r>
+            <w:proofErr w:type="spellEnd"/>
+            <w:r>
+              <w:rPr>
+                <w:rFonts w:eastAsia="Times New Roman"/>
+                <w:color w:val="000000"/>
+                <w:sz w:val="16"/>
+                <w:szCs w:val="16"/>
+              </w:rPr>
+              <w:t>}}</w:t>
             </w:r>
           </w:p>
         </w:tc>
@@ -20881,7 +22161,17 @@
                 <w:sz w:val="16"/>
                 <w:szCs w:val="16"/>
               </w:rPr>
-              <w:t>{{audi_</w:t>
+              <w:t>{{</w:t>
+            </w:r>
+            <w:proofErr w:type="spellStart"/>
+            <w:r>
+              <w:rPr>
+                <w:rFonts w:eastAsia="Times New Roman"/>
+                <w:color w:val="000000"/>
+                <w:sz w:val="16"/>
+                <w:szCs w:val="16"/>
+              </w:rPr>
+              <w:t>audi_</w:t>
             </w:r>
             <w:r>
               <w:rPr>
@@ -20892,6 +22182,7 @@
               </w:rPr>
               <w:t>a</w:t>
             </w:r>
+            <w:proofErr w:type="spellEnd"/>
             <w:r>
               <w:rPr>
                 <w:rFonts w:eastAsia="Times New Roman"/>
@@ -20925,7 +22216,17 @@
                 <w:sz w:val="16"/>
                 <w:szCs w:val="16"/>
               </w:rPr>
-              <w:t>{{audi_</w:t>
+              <w:t>{{</w:t>
+            </w:r>
+            <w:proofErr w:type="spellStart"/>
+            <w:r>
+              <w:rPr>
+                <w:rFonts w:eastAsia="Times New Roman"/>
+                <w:color w:val="000000"/>
+                <w:sz w:val="16"/>
+                <w:szCs w:val="16"/>
+              </w:rPr>
+              <w:t>audi_</w:t>
             </w:r>
             <w:r>
               <w:rPr>
@@ -20936,6 +22237,7 @@
               </w:rPr>
               <w:t>r</w:t>
             </w:r>
+            <w:proofErr w:type="spellEnd"/>
             <w:r>
               <w:rPr>
                 <w:rFonts w:eastAsia="Times New Roman"/>
@@ -21054,6 +22356,7 @@
               </w:rPr>
               <w:t>{{</w:t>
             </w:r>
+            <w:proofErr w:type="spellStart"/>
             <w:r>
               <w:rPr>
                 <w:rFonts w:eastAsia="Times New Roman"/>
@@ -21088,7 +22391,17 @@
                 <w:sz w:val="16"/>
                 <w:szCs w:val="16"/>
               </w:rPr>
-              <w:t>_n}}</w:t>
+              <w:t>_n</w:t>
+            </w:r>
+            <w:proofErr w:type="spellEnd"/>
+            <w:r>
+              <w:rPr>
+                <w:rFonts w:eastAsia="Times New Roman"/>
+                <w:color w:val="000000"/>
+                <w:sz w:val="16"/>
+                <w:szCs w:val="16"/>
+              </w:rPr>
+              <w:t>}}</w:t>
             </w:r>
           </w:p>
         </w:tc>
@@ -21114,7 +22427,17 @@
                 <w:sz w:val="16"/>
                 <w:szCs w:val="16"/>
               </w:rPr>
-              <w:t>{{anus_r_</w:t>
+              <w:t>{{</w:t>
+            </w:r>
+            <w:proofErr w:type="spellStart"/>
+            <w:r>
+              <w:rPr>
+                <w:rFonts w:eastAsia="Times New Roman"/>
+                <w:color w:val="000000"/>
+                <w:sz w:val="16"/>
+                <w:szCs w:val="16"/>
+              </w:rPr>
+              <w:t>anus_r_</w:t>
             </w:r>
             <w:r>
               <w:rPr>
@@ -21125,6 +22448,7 @@
               </w:rPr>
               <w:t>a</w:t>
             </w:r>
+            <w:proofErr w:type="spellEnd"/>
             <w:r>
               <w:rPr>
                 <w:rFonts w:eastAsia="Times New Roman"/>
@@ -21158,7 +22482,17 @@
                 <w:sz w:val="16"/>
                 <w:szCs w:val="16"/>
               </w:rPr>
-              <w:t>{{anus_r_</w:t>
+              <w:t>{{</w:t>
+            </w:r>
+            <w:proofErr w:type="spellStart"/>
+            <w:r>
+              <w:rPr>
+                <w:rFonts w:eastAsia="Times New Roman"/>
+                <w:color w:val="000000"/>
+                <w:sz w:val="16"/>
+                <w:szCs w:val="16"/>
+              </w:rPr>
+              <w:t>anus_r_</w:t>
             </w:r>
             <w:r>
               <w:rPr>
@@ -21169,6 +22503,7 @@
               </w:rPr>
               <w:t>r</w:t>
             </w:r>
+            <w:proofErr w:type="spellEnd"/>
             <w:r>
               <w:rPr>
                 <w:rFonts w:eastAsia="Times New Roman"/>
@@ -21226,6 +22561,7 @@
               </w:rPr>
               <w:t>{{</w:t>
             </w:r>
+            <w:proofErr w:type="spellStart"/>
             <w:r>
               <w:rPr>
                 <w:rFonts w:eastAsia="Times New Roman"/>
@@ -21242,7 +22578,17 @@
                 <w:sz w:val="16"/>
                 <w:szCs w:val="16"/>
               </w:rPr>
-              <w:t>_n}}</w:t>
+              <w:t>_n</w:t>
+            </w:r>
+            <w:proofErr w:type="spellEnd"/>
+            <w:r>
+              <w:rPr>
+                <w:rFonts w:eastAsia="Times New Roman"/>
+                <w:color w:val="000000"/>
+                <w:sz w:val="16"/>
+                <w:szCs w:val="16"/>
+              </w:rPr>
+              <w:t>}}</w:t>
             </w:r>
           </w:p>
         </w:tc>
@@ -21268,7 +22614,17 @@
                 <w:sz w:val="16"/>
                 <w:szCs w:val="16"/>
               </w:rPr>
-              <w:t>{{spir_</w:t>
+              <w:t>{{</w:t>
+            </w:r>
+            <w:proofErr w:type="spellStart"/>
+            <w:r>
+              <w:rPr>
+                <w:rFonts w:eastAsia="Times New Roman"/>
+                <w:color w:val="000000"/>
+                <w:sz w:val="16"/>
+                <w:szCs w:val="16"/>
+              </w:rPr>
+              <w:t>spir_</w:t>
             </w:r>
             <w:r>
               <w:rPr>
@@ -21279,6 +22635,7 @@
               </w:rPr>
               <w:t>a</w:t>
             </w:r>
+            <w:proofErr w:type="spellEnd"/>
             <w:r>
               <w:rPr>
                 <w:rFonts w:eastAsia="Times New Roman"/>
@@ -21312,7 +22669,17 @@
                 <w:sz w:val="16"/>
                 <w:szCs w:val="16"/>
               </w:rPr>
-              <w:t>{{spir_</w:t>
+              <w:t>{{</w:t>
+            </w:r>
+            <w:proofErr w:type="spellStart"/>
+            <w:r>
+              <w:rPr>
+                <w:rFonts w:eastAsia="Times New Roman"/>
+                <w:color w:val="000000"/>
+                <w:sz w:val="16"/>
+                <w:szCs w:val="16"/>
+              </w:rPr>
+              <w:t>spir_</w:t>
             </w:r>
             <w:r>
               <w:rPr>
@@ -21323,6 +22690,7 @@
               </w:rPr>
               <w:t>r</w:t>
             </w:r>
+            <w:proofErr w:type="spellEnd"/>
             <w:r>
               <w:rPr>
                 <w:rFonts w:eastAsia="Times New Roman"/>
@@ -21417,6 +22785,7 @@
               </w:rPr>
               <w:t>{{</w:t>
             </w:r>
+            <w:proofErr w:type="spellStart"/>
             <w:r>
               <w:rPr>
                 <w:rFonts w:eastAsia="Times New Roman"/>
@@ -21433,7 +22802,17 @@
                 <w:sz w:val="16"/>
                 <w:szCs w:val="16"/>
               </w:rPr>
-              <w:t>_n}}</w:t>
+              <w:t>_n</w:t>
+            </w:r>
+            <w:proofErr w:type="spellEnd"/>
+            <w:r>
+              <w:rPr>
+                <w:rFonts w:eastAsia="Times New Roman"/>
+                <w:color w:val="000000"/>
+                <w:sz w:val="16"/>
+                <w:szCs w:val="16"/>
+              </w:rPr>
+              <w:t>}}</w:t>
             </w:r>
           </w:p>
         </w:tc>
@@ -21459,7 +22838,17 @@
                 <w:sz w:val="16"/>
                 <w:szCs w:val="16"/>
               </w:rPr>
-              <w:t>{{genito_</w:t>
+              <w:t>{{</w:t>
+            </w:r>
+            <w:proofErr w:type="spellStart"/>
+            <w:r>
+              <w:rPr>
+                <w:rFonts w:eastAsia="Times New Roman"/>
+                <w:color w:val="000000"/>
+                <w:sz w:val="16"/>
+                <w:szCs w:val="16"/>
+              </w:rPr>
+              <w:t>genito_</w:t>
             </w:r>
             <w:r>
               <w:rPr>
@@ -21470,6 +22859,7 @@
               </w:rPr>
               <w:t>a</w:t>
             </w:r>
+            <w:proofErr w:type="spellEnd"/>
             <w:r>
               <w:rPr>
                 <w:rFonts w:eastAsia="Times New Roman"/>
@@ -21503,7 +22893,17 @@
                 <w:sz w:val="16"/>
                 <w:szCs w:val="16"/>
               </w:rPr>
-              <w:t>{{genito_</w:t>
+              <w:t>{{</w:t>
+            </w:r>
+            <w:proofErr w:type="spellStart"/>
+            <w:r>
+              <w:rPr>
+                <w:rFonts w:eastAsia="Times New Roman"/>
+                <w:color w:val="000000"/>
+                <w:sz w:val="16"/>
+                <w:szCs w:val="16"/>
+              </w:rPr>
+              <w:t>genito_</w:t>
             </w:r>
             <w:r>
               <w:rPr>
@@ -21514,6 +22914,7 @@
               </w:rPr>
               <w:t>r</w:t>
             </w:r>
+            <w:proofErr w:type="spellEnd"/>
             <w:r>
               <w:rPr>
                 <w:rFonts w:eastAsia="Times New Roman"/>
@@ -21585,6 +22986,7 @@
               </w:rPr>
               <w:t>{{</w:t>
             </w:r>
+            <w:proofErr w:type="spellStart"/>
             <w:r>
               <w:rPr>
                 <w:rFonts w:eastAsia="Times New Roman"/>
@@ -21601,7 +23003,17 @@
                 <w:sz w:val="16"/>
                 <w:szCs w:val="16"/>
               </w:rPr>
-              <w:t>_n}}</w:t>
+              <w:t>_n</w:t>
+            </w:r>
+            <w:proofErr w:type="spellEnd"/>
+            <w:r>
+              <w:rPr>
+                <w:rFonts w:eastAsia="Times New Roman"/>
+                <w:color w:val="000000"/>
+                <w:sz w:val="16"/>
+                <w:szCs w:val="16"/>
+              </w:rPr>
+              <w:t>}}</w:t>
             </w:r>
           </w:p>
         </w:tc>
@@ -21627,7 +23039,17 @@
                 <w:sz w:val="16"/>
                 <w:szCs w:val="16"/>
               </w:rPr>
-              <w:t>{{ecg_</w:t>
+              <w:t>{{</w:t>
+            </w:r>
+            <w:proofErr w:type="spellStart"/>
+            <w:r>
+              <w:rPr>
+                <w:rFonts w:eastAsia="Times New Roman"/>
+                <w:color w:val="000000"/>
+                <w:sz w:val="16"/>
+                <w:szCs w:val="16"/>
+              </w:rPr>
+              <w:t>ecg_</w:t>
             </w:r>
             <w:r>
               <w:rPr>
@@ -21638,6 +23060,7 @@
               </w:rPr>
               <w:t>a</w:t>
             </w:r>
+            <w:proofErr w:type="spellEnd"/>
             <w:r>
               <w:rPr>
                 <w:rFonts w:eastAsia="Times New Roman"/>
@@ -21671,7 +23094,17 @@
                 <w:sz w:val="16"/>
                 <w:szCs w:val="16"/>
               </w:rPr>
-              <w:t>{{ecg_</w:t>
+              <w:t>{{</w:t>
+            </w:r>
+            <w:proofErr w:type="spellStart"/>
+            <w:r>
+              <w:rPr>
+                <w:rFonts w:eastAsia="Times New Roman"/>
+                <w:color w:val="000000"/>
+                <w:sz w:val="16"/>
+                <w:szCs w:val="16"/>
+              </w:rPr>
+              <w:t>ecg_</w:t>
             </w:r>
             <w:r>
               <w:rPr>
@@ -21682,6 +23115,7 @@
               </w:rPr>
               <w:t>r</w:t>
             </w:r>
+            <w:proofErr w:type="spellEnd"/>
             <w:r>
               <w:rPr>
                 <w:rFonts w:eastAsia="Times New Roman"/>
@@ -21744,6 +23178,7 @@
               </w:rPr>
               <w:t>{{</w:t>
             </w:r>
+            <w:proofErr w:type="spellStart"/>
             <w:r>
               <w:rPr>
                 <w:rFonts w:eastAsia="Times New Roman"/>
@@ -21760,7 +23195,17 @@
                 <w:sz w:val="16"/>
                 <w:szCs w:val="16"/>
               </w:rPr>
-              <w:t>_n}}</w:t>
+              <w:t>_n</w:t>
+            </w:r>
+            <w:proofErr w:type="spellEnd"/>
+            <w:r>
+              <w:rPr>
+                <w:rFonts w:eastAsia="Times New Roman"/>
+                <w:color w:val="000000"/>
+                <w:sz w:val="16"/>
+                <w:szCs w:val="16"/>
+              </w:rPr>
+              <w:t>}}</w:t>
             </w:r>
           </w:p>
         </w:tc>
@@ -21786,7 +23231,17 @@
                 <w:sz w:val="16"/>
                 <w:szCs w:val="16"/>
               </w:rPr>
-              <w:t>{{extrem_</w:t>
+              <w:t>{{</w:t>
+            </w:r>
+            <w:proofErr w:type="spellStart"/>
+            <w:r>
+              <w:rPr>
+                <w:rFonts w:eastAsia="Times New Roman"/>
+                <w:color w:val="000000"/>
+                <w:sz w:val="16"/>
+                <w:szCs w:val="16"/>
+              </w:rPr>
+              <w:t>extrem_</w:t>
             </w:r>
             <w:r>
               <w:rPr>
@@ -21797,6 +23252,7 @@
               </w:rPr>
               <w:t>a</w:t>
             </w:r>
+            <w:proofErr w:type="spellEnd"/>
             <w:r>
               <w:rPr>
                 <w:rFonts w:eastAsia="Times New Roman"/>
@@ -21830,7 +23286,17 @@
                 <w:sz w:val="16"/>
                 <w:szCs w:val="16"/>
               </w:rPr>
-              <w:t>{{extrem_</w:t>
+              <w:t>{{</w:t>
+            </w:r>
+            <w:proofErr w:type="spellStart"/>
+            <w:r>
+              <w:rPr>
+                <w:rFonts w:eastAsia="Times New Roman"/>
+                <w:color w:val="000000"/>
+                <w:sz w:val="16"/>
+                <w:szCs w:val="16"/>
+              </w:rPr>
+              <w:t>extrem_</w:t>
             </w:r>
             <w:r>
               <w:rPr>
@@ -21841,6 +23307,7 @@
               </w:rPr>
               <w:t>r</w:t>
             </w:r>
+            <w:proofErr w:type="spellEnd"/>
             <w:r>
               <w:rPr>
                 <w:rFonts w:eastAsia="Times New Roman"/>
@@ -22031,6 +23498,7 @@
               </w:rPr>
               <w:t>{{</w:t>
             </w:r>
+            <w:proofErr w:type="spellStart"/>
             <w:r>
               <w:rPr>
                 <w:rFonts w:eastAsia="Times New Roman"/>
@@ -22047,7 +23515,17 @@
                 <w:sz w:val="16"/>
                 <w:szCs w:val="16"/>
               </w:rPr>
-              <w:t>_n}}</w:t>
+              <w:t>_n</w:t>
+            </w:r>
+            <w:proofErr w:type="spellEnd"/>
+            <w:r>
+              <w:rPr>
+                <w:rFonts w:eastAsia="Times New Roman"/>
+                <w:color w:val="000000"/>
+                <w:sz w:val="16"/>
+                <w:szCs w:val="16"/>
+              </w:rPr>
+              <w:t>}}</w:t>
             </w:r>
           </w:p>
         </w:tc>
@@ -22073,7 +23551,17 @@
                 <w:sz w:val="16"/>
                 <w:szCs w:val="16"/>
               </w:rPr>
-              <w:t>{{xrey_</w:t>
+              <w:t>{{</w:t>
+            </w:r>
+            <w:proofErr w:type="spellStart"/>
+            <w:r>
+              <w:rPr>
+                <w:rFonts w:eastAsia="Times New Roman"/>
+                <w:color w:val="000000"/>
+                <w:sz w:val="16"/>
+                <w:szCs w:val="16"/>
+              </w:rPr>
+              <w:t>xrey_</w:t>
             </w:r>
             <w:r>
               <w:rPr>
@@ -22084,6 +23572,7 @@
               </w:rPr>
               <w:t>a</w:t>
             </w:r>
+            <w:proofErr w:type="spellEnd"/>
             <w:r>
               <w:rPr>
                 <w:rFonts w:eastAsia="Times New Roman"/>
@@ -22117,7 +23606,17 @@
                 <w:sz w:val="16"/>
                 <w:szCs w:val="16"/>
               </w:rPr>
-              <w:t>{{xrey_</w:t>
+              <w:t>{{</w:t>
+            </w:r>
+            <w:proofErr w:type="spellStart"/>
+            <w:r>
+              <w:rPr>
+                <w:rFonts w:eastAsia="Times New Roman"/>
+                <w:color w:val="000000"/>
+                <w:sz w:val="16"/>
+                <w:szCs w:val="16"/>
+              </w:rPr>
+              <w:t>xrey_</w:t>
             </w:r>
             <w:r>
               <w:rPr>
@@ -22128,6 +23627,7 @@
               </w:rPr>
               <w:t>r</w:t>
             </w:r>
+            <w:proofErr w:type="spellEnd"/>
             <w:r>
               <w:rPr>
                 <w:rFonts w:eastAsia="Times New Roman"/>
@@ -22197,6 +23697,7 @@
               </w:rPr>
               <w:t>{{</w:t>
             </w:r>
+            <w:proofErr w:type="spellStart"/>
             <w:r>
               <w:rPr>
                 <w:rFonts w:eastAsia="Times New Roman"/>
@@ -22213,7 +23714,17 @@
                 <w:sz w:val="16"/>
                 <w:szCs w:val="16"/>
               </w:rPr>
-              <w:t>_n}}</w:t>
+              <w:t>_n</w:t>
+            </w:r>
+            <w:proofErr w:type="spellEnd"/>
+            <w:r>
+              <w:rPr>
+                <w:rFonts w:eastAsia="Times New Roman"/>
+                <w:color w:val="000000"/>
+                <w:sz w:val="16"/>
+                <w:szCs w:val="16"/>
+              </w:rPr>
+              <w:t>}}</w:t>
             </w:r>
           </w:p>
         </w:tc>
@@ -22239,7 +23750,17 @@
                 <w:sz w:val="16"/>
                 <w:szCs w:val="16"/>
               </w:rPr>
-              <w:t>{{musculo_</w:t>
+              <w:t>{{</w:t>
+            </w:r>
+            <w:proofErr w:type="spellStart"/>
+            <w:r>
+              <w:rPr>
+                <w:rFonts w:eastAsia="Times New Roman"/>
+                <w:color w:val="000000"/>
+                <w:sz w:val="16"/>
+                <w:szCs w:val="16"/>
+              </w:rPr>
+              <w:t>musculo_</w:t>
             </w:r>
             <w:r>
               <w:rPr>
@@ -22250,6 +23771,7 @@
               </w:rPr>
               <w:t>a</w:t>
             </w:r>
+            <w:proofErr w:type="spellEnd"/>
             <w:r>
               <w:rPr>
                 <w:rFonts w:eastAsia="Times New Roman"/>
@@ -22283,7 +23805,17 @@
                 <w:sz w:val="16"/>
                 <w:szCs w:val="16"/>
               </w:rPr>
-              <w:t>{{musculo_</w:t>
+              <w:t>{{</w:t>
+            </w:r>
+            <w:proofErr w:type="spellStart"/>
+            <w:r>
+              <w:rPr>
+                <w:rFonts w:eastAsia="Times New Roman"/>
+                <w:color w:val="000000"/>
+                <w:sz w:val="16"/>
+                <w:szCs w:val="16"/>
+              </w:rPr>
+              <w:t>musculo_</w:t>
             </w:r>
             <w:r>
               <w:rPr>
@@ -22294,6 +23826,7 @@
               </w:rPr>
               <w:t>r</w:t>
             </w:r>
+            <w:proofErr w:type="spellEnd"/>
             <w:r>
               <w:rPr>
                 <w:rFonts w:eastAsia="Times New Roman"/>
@@ -22451,6 +23984,7 @@
               </w:rPr>
               <w:t>{{</w:t>
             </w:r>
+            <w:proofErr w:type="spellStart"/>
             <w:r>
               <w:rPr>
                 <w:rFonts w:eastAsia="Times New Roman"/>
@@ -22467,7 +24001,17 @@
                 <w:sz w:val="16"/>
                 <w:szCs w:val="16"/>
               </w:rPr>
-              <w:t>_n}}</w:t>
+              <w:t>_n</w:t>
+            </w:r>
+            <w:proofErr w:type="spellEnd"/>
+            <w:r>
+              <w:rPr>
+                <w:rFonts w:eastAsia="Times New Roman"/>
+                <w:color w:val="000000"/>
+                <w:sz w:val="16"/>
+                <w:szCs w:val="16"/>
+              </w:rPr>
+              <w:t>}}</w:t>
             </w:r>
           </w:p>
         </w:tc>
@@ -22493,7 +24037,17 @@
                 <w:sz w:val="16"/>
                 <w:szCs w:val="16"/>
               </w:rPr>
-              <w:t>{{idt_</w:t>
+              <w:t>{{</w:t>
+            </w:r>
+            <w:proofErr w:type="spellStart"/>
+            <w:r>
+              <w:rPr>
+                <w:rFonts w:eastAsia="Times New Roman"/>
+                <w:color w:val="000000"/>
+                <w:sz w:val="16"/>
+                <w:szCs w:val="16"/>
+              </w:rPr>
+              <w:t>idt_</w:t>
             </w:r>
             <w:r>
               <w:rPr>
@@ -22504,6 +24058,7 @@
               </w:rPr>
               <w:t>a</w:t>
             </w:r>
+            <w:proofErr w:type="spellEnd"/>
             <w:r>
               <w:rPr>
                 <w:rFonts w:eastAsia="Times New Roman"/>
@@ -22537,7 +24092,17 @@
                 <w:sz w:val="16"/>
                 <w:szCs w:val="16"/>
               </w:rPr>
-              <w:t>{{idt_</w:t>
+              <w:t>{{</w:t>
+            </w:r>
+            <w:proofErr w:type="spellStart"/>
+            <w:r>
+              <w:rPr>
+                <w:rFonts w:eastAsia="Times New Roman"/>
+                <w:color w:val="000000"/>
+                <w:sz w:val="16"/>
+                <w:szCs w:val="16"/>
+              </w:rPr>
+              <w:t>idt_</w:t>
             </w:r>
             <w:r>
               <w:rPr>
@@ -22548,6 +24113,7 @@
               </w:rPr>
               <w:t>r</w:t>
             </w:r>
+            <w:proofErr w:type="spellEnd"/>
             <w:r>
               <w:rPr>
                 <w:rFonts w:eastAsia="Times New Roman"/>
@@ -22610,6 +24176,7 @@
               </w:rPr>
               <w:t>{{</w:t>
             </w:r>
+            <w:proofErr w:type="spellStart"/>
             <w:r>
               <w:rPr>
                 <w:rFonts w:eastAsia="Times New Roman"/>
@@ -22626,7 +24193,17 @@
                 <w:sz w:val="16"/>
                 <w:szCs w:val="16"/>
               </w:rPr>
-              <w:t>_n}}</w:t>
+              <w:t>_n</w:t>
+            </w:r>
+            <w:proofErr w:type="spellEnd"/>
+            <w:r>
+              <w:rPr>
+                <w:rFonts w:eastAsia="Times New Roman"/>
+                <w:color w:val="000000"/>
+                <w:sz w:val="16"/>
+                <w:szCs w:val="16"/>
+              </w:rPr>
+              <w:t>}}</w:t>
             </w:r>
           </w:p>
         </w:tc>
@@ -22652,7 +24229,17 @@
                 <w:sz w:val="16"/>
                 <w:szCs w:val="16"/>
               </w:rPr>
-              <w:t>{{skin_</w:t>
+              <w:t>{{</w:t>
+            </w:r>
+            <w:proofErr w:type="spellStart"/>
+            <w:r>
+              <w:rPr>
+                <w:rFonts w:eastAsia="Times New Roman"/>
+                <w:color w:val="000000"/>
+                <w:sz w:val="16"/>
+                <w:szCs w:val="16"/>
+              </w:rPr>
+              <w:t>skin_</w:t>
             </w:r>
             <w:r>
               <w:rPr>
@@ -22663,6 +24250,7 @@
               </w:rPr>
               <w:t>a</w:t>
             </w:r>
+            <w:proofErr w:type="spellEnd"/>
             <w:r>
               <w:rPr>
                 <w:rFonts w:eastAsia="Times New Roman"/>
@@ -22696,7 +24284,17 @@
                 <w:sz w:val="16"/>
                 <w:szCs w:val="16"/>
               </w:rPr>
-              <w:t>{{skin_</w:t>
+              <w:t>{{</w:t>
+            </w:r>
+            <w:proofErr w:type="spellStart"/>
+            <w:r>
+              <w:rPr>
+                <w:rFonts w:eastAsia="Times New Roman"/>
+                <w:color w:val="000000"/>
+                <w:sz w:val="16"/>
+                <w:szCs w:val="16"/>
+              </w:rPr>
+              <w:t>skin_</w:t>
             </w:r>
             <w:r>
               <w:rPr>
@@ -22707,6 +24305,7 @@
               </w:rPr>
               <w:t>r</w:t>
             </w:r>
+            <w:proofErr w:type="spellEnd"/>
             <w:r>
               <w:rPr>
                 <w:rFonts w:eastAsia="Times New Roman"/>
@@ -22780,7 +24379,25 @@
                 <w:spacing w:val="-2"/>
                 <w:sz w:val="12"/>
               </w:rPr>
-              <w:t>(fordiabeticsonly)</w:t>
+              <w:t>(</w:t>
+            </w:r>
+            <w:proofErr w:type="spellStart"/>
+            <w:r>
+              <w:rPr>
+                <w:i/>
+                <w:spacing w:val="-2"/>
+                <w:sz w:val="12"/>
+              </w:rPr>
+              <w:t>fordiabeticsonly</w:t>
+            </w:r>
+            <w:proofErr w:type="spellEnd"/>
+            <w:r>
+              <w:rPr>
+                <w:i/>
+                <w:spacing w:val="-2"/>
+                <w:sz w:val="12"/>
+              </w:rPr>
+              <w:t>)</w:t>
             </w:r>
           </w:p>
         </w:tc>
@@ -22981,6 +24598,7 @@
               </w:rPr>
               <w:t>{{</w:t>
             </w:r>
+            <w:proofErr w:type="spellStart"/>
             <w:r>
               <w:rPr>
                 <w:rFonts w:eastAsia="Times New Roman"/>
@@ -22997,7 +24615,17 @@
                 <w:sz w:val="16"/>
                 <w:szCs w:val="16"/>
               </w:rPr>
-              <w:t>_n}}</w:t>
+              <w:t>_n</w:t>
+            </w:r>
+            <w:proofErr w:type="spellEnd"/>
+            <w:r>
+              <w:rPr>
+                <w:rFonts w:eastAsia="Times New Roman"/>
+                <w:color w:val="000000"/>
+                <w:sz w:val="16"/>
+                <w:szCs w:val="16"/>
+              </w:rPr>
+              <w:t>}}</w:t>
             </w:r>
           </w:p>
         </w:tc>
@@ -23023,7 +24651,17 @@
                 <w:sz w:val="16"/>
                 <w:szCs w:val="16"/>
               </w:rPr>
-              <w:t>{{vas_s_</w:t>
+              <w:t>{{</w:t>
+            </w:r>
+            <w:proofErr w:type="spellStart"/>
+            <w:r>
+              <w:rPr>
+                <w:rFonts w:eastAsia="Times New Roman"/>
+                <w:color w:val="000000"/>
+                <w:sz w:val="16"/>
+                <w:szCs w:val="16"/>
+              </w:rPr>
+              <w:t>vas_s_</w:t>
             </w:r>
             <w:r>
               <w:rPr>
@@ -23034,6 +24672,7 @@
               </w:rPr>
               <w:t>a</w:t>
             </w:r>
+            <w:proofErr w:type="spellEnd"/>
             <w:r>
               <w:rPr>
                 <w:rFonts w:eastAsia="Times New Roman"/>
@@ -23067,7 +24706,17 @@
                 <w:sz w:val="16"/>
                 <w:szCs w:val="16"/>
               </w:rPr>
-              <w:t>{{vas_s_</w:t>
+              <w:t>{{</w:t>
+            </w:r>
+            <w:proofErr w:type="spellStart"/>
+            <w:r>
+              <w:rPr>
+                <w:rFonts w:eastAsia="Times New Roman"/>
+                <w:color w:val="000000"/>
+                <w:sz w:val="16"/>
+                <w:szCs w:val="16"/>
+              </w:rPr>
+              <w:t>vas_s_</w:t>
             </w:r>
             <w:r>
               <w:rPr>
@@ -23078,6 +24727,7 @@
               </w:rPr>
               <w:t>r</w:t>
             </w:r>
+            <w:proofErr w:type="spellEnd"/>
             <w:r>
               <w:rPr>
                 <w:rFonts w:eastAsia="Times New Roman"/>
@@ -23233,6 +24883,7 @@
               </w:rPr>
               <w:t>{{</w:t>
             </w:r>
+            <w:proofErr w:type="spellStart"/>
             <w:r>
               <w:rPr>
                 <w:rFonts w:eastAsia="Times New Roman"/>
@@ -23249,7 +24900,17 @@
                 <w:sz w:val="16"/>
                 <w:szCs w:val="16"/>
               </w:rPr>
-              <w:t>_n}}</w:t>
+              <w:t>_n</w:t>
+            </w:r>
+            <w:proofErr w:type="spellEnd"/>
+            <w:r>
+              <w:rPr>
+                <w:rFonts w:eastAsia="Times New Roman"/>
+                <w:color w:val="000000"/>
+                <w:sz w:val="16"/>
+                <w:szCs w:val="16"/>
+              </w:rPr>
+              <w:t>}}</w:t>
             </w:r>
           </w:p>
         </w:tc>
@@ -23275,7 +24936,17 @@
                 <w:sz w:val="16"/>
                 <w:szCs w:val="16"/>
               </w:rPr>
-              <w:t>{{ffh_</w:t>
+              <w:t>{{</w:t>
+            </w:r>
+            <w:proofErr w:type="spellStart"/>
+            <w:r>
+              <w:rPr>
+                <w:rFonts w:eastAsia="Times New Roman"/>
+                <w:color w:val="000000"/>
+                <w:sz w:val="16"/>
+                <w:szCs w:val="16"/>
+              </w:rPr>
+              <w:t>ffh_</w:t>
             </w:r>
             <w:r>
               <w:rPr>
@@ -23286,6 +24957,7 @@
               </w:rPr>
               <w:t>a</w:t>
             </w:r>
+            <w:proofErr w:type="spellEnd"/>
             <w:r>
               <w:rPr>
                 <w:rFonts w:eastAsia="Times New Roman"/>
@@ -23319,7 +24991,17 @@
                 <w:sz w:val="16"/>
                 <w:szCs w:val="16"/>
               </w:rPr>
-              <w:t>{{ffh_</w:t>
+              <w:t>{{</w:t>
+            </w:r>
+            <w:proofErr w:type="spellStart"/>
+            <w:r>
+              <w:rPr>
+                <w:rFonts w:eastAsia="Times New Roman"/>
+                <w:color w:val="000000"/>
+                <w:sz w:val="16"/>
+                <w:szCs w:val="16"/>
+              </w:rPr>
+              <w:t>ffh_</w:t>
             </w:r>
             <w:r>
               <w:rPr>
@@ -23330,6 +25012,7 @@
               </w:rPr>
               <w:t>r</w:t>
             </w:r>
+            <w:proofErr w:type="spellEnd"/>
             <w:r>
               <w:rPr>
                 <w:rFonts w:eastAsia="Times New Roman"/>
@@ -23419,6 +25102,7 @@
               </w:rPr>
               <w:t>{{</w:t>
             </w:r>
+            <w:proofErr w:type="spellStart"/>
             <w:r>
               <w:rPr>
                 <w:rFonts w:eastAsia="Times New Roman"/>
@@ -23435,7 +25119,17 @@
                 <w:sz w:val="16"/>
                 <w:szCs w:val="16"/>
               </w:rPr>
-              <w:t>_n}}</w:t>
+              <w:t>_n</w:t>
+            </w:r>
+            <w:proofErr w:type="spellEnd"/>
+            <w:r>
+              <w:rPr>
+                <w:rFonts w:eastAsia="Times New Roman"/>
+                <w:color w:val="000000"/>
+                <w:sz w:val="16"/>
+                <w:szCs w:val="16"/>
+              </w:rPr>
+              <w:t>}}</w:t>
             </w:r>
           </w:p>
         </w:tc>
@@ -23461,7 +25155,17 @@
                 <w:sz w:val="16"/>
                 <w:szCs w:val="16"/>
               </w:rPr>
-              <w:t>{{c_n_s_</w:t>
+              <w:t>{{</w:t>
+            </w:r>
+            <w:proofErr w:type="spellStart"/>
+            <w:r>
+              <w:rPr>
+                <w:rFonts w:eastAsia="Times New Roman"/>
+                <w:color w:val="000000"/>
+                <w:sz w:val="16"/>
+                <w:szCs w:val="16"/>
+              </w:rPr>
+              <w:t>c_n_s_</w:t>
             </w:r>
             <w:r>
               <w:rPr>
@@ -23472,6 +25176,7 @@
               </w:rPr>
               <w:t>a</w:t>
             </w:r>
+            <w:proofErr w:type="spellEnd"/>
             <w:r>
               <w:rPr>
                 <w:rFonts w:eastAsia="Times New Roman"/>
@@ -23505,7 +25210,17 @@
                 <w:sz w:val="16"/>
                 <w:szCs w:val="16"/>
               </w:rPr>
-              <w:t>{{c_n_s_</w:t>
+              <w:t>{{</w:t>
+            </w:r>
+            <w:proofErr w:type="spellStart"/>
+            <w:r>
+              <w:rPr>
+                <w:rFonts w:eastAsia="Times New Roman"/>
+                <w:color w:val="000000"/>
+                <w:sz w:val="16"/>
+                <w:szCs w:val="16"/>
+              </w:rPr>
+              <w:t>c_n_s_</w:t>
             </w:r>
             <w:r>
               <w:rPr>
@@ -23516,6 +25231,7 @@
               </w:rPr>
               <w:t>r</w:t>
             </w:r>
+            <w:proofErr w:type="spellEnd"/>
             <w:r>
               <w:rPr>
                 <w:rFonts w:eastAsia="Times New Roman"/>
@@ -24646,6 +26362,7 @@
               </w:rPr>
               <w:t>{{</w:t>
             </w:r>
+            <w:proofErr w:type="spellStart"/>
             <w:r>
               <w:rPr>
                 <w:sz w:val="16"/>
@@ -24653,6 +26370,7 @@
               </w:rPr>
               <w:t>cv_nor</w:t>
             </w:r>
+            <w:proofErr w:type="spellEnd"/>
             <w:r>
               <w:rPr>
                 <w:sz w:val="16"/>
@@ -24754,7 +26472,23 @@
                 <w:rFonts w:ascii="Times New Roman"/>
                 <w:sz w:val="14"/>
               </w:rPr>
-              <w:t>{{weist}}</w:t>
+              <w:t>{{</w:t>
+            </w:r>
+            <w:proofErr w:type="spellStart"/>
+            <w:r>
+              <w:rPr>
+                <w:rFonts w:ascii="Times New Roman"/>
+                <w:sz w:val="14"/>
+              </w:rPr>
+              <w:t>weist</w:t>
+            </w:r>
+            <w:proofErr w:type="spellEnd"/>
+            <w:r>
+              <w:rPr>
+                <w:rFonts w:ascii="Times New Roman"/>
+                <w:sz w:val="14"/>
+              </w:rPr>
+              <w:t>}}</w:t>
             </w:r>
           </w:p>
         </w:tc>
@@ -24778,7 +26512,23 @@
                 <w:rFonts w:ascii="Times New Roman"/>
                 <w:sz w:val="14"/>
               </w:rPr>
-              <w:t>{{bmi}}</w:t>
+              <w:t>{{</w:t>
+            </w:r>
+            <w:proofErr w:type="spellStart"/>
+            <w:r>
+              <w:rPr>
+                <w:rFonts w:ascii="Times New Roman"/>
+                <w:sz w:val="14"/>
+              </w:rPr>
+              <w:t>bmi</w:t>
+            </w:r>
+            <w:proofErr w:type="spellEnd"/>
+            <w:r>
+              <w:rPr>
+                <w:rFonts w:ascii="Times New Roman"/>
+                <w:sz w:val="14"/>
+              </w:rPr>
+              <w:t>}}</w:t>
             </w:r>
           </w:p>
         </w:tc>
@@ -24826,7 +26576,23 @@
                 <w:rFonts w:ascii="Times New Roman"/>
                 <w:sz w:val="14"/>
               </w:rPr>
-              <w:t>{{b_p}}</w:t>
+              <w:t>{{</w:t>
+            </w:r>
+            <w:proofErr w:type="spellStart"/>
+            <w:r>
+              <w:rPr>
+                <w:rFonts w:ascii="Times New Roman"/>
+                <w:sz w:val="14"/>
+              </w:rPr>
+              <w:t>b_p</w:t>
+            </w:r>
+            <w:proofErr w:type="spellEnd"/>
+            <w:r>
+              <w:rPr>
+                <w:rFonts w:ascii="Times New Roman"/>
+                <w:sz w:val="14"/>
+              </w:rPr>
+              <w:t>}}</w:t>
             </w:r>
           </w:p>
         </w:tc>
@@ -24871,7 +26637,23 @@
                 <w:rFonts w:ascii="Times New Roman"/>
                 <w:sz w:val="14"/>
               </w:rPr>
-              <w:t>{{disr_unc}}</w:t>
+              <w:t>{{</w:t>
+            </w:r>
+            <w:proofErr w:type="spellStart"/>
+            <w:r>
+              <w:rPr>
+                <w:rFonts w:ascii="Times New Roman"/>
+                <w:sz w:val="14"/>
+              </w:rPr>
+              <w:t>disr_unc</w:t>
+            </w:r>
+            <w:proofErr w:type="spellEnd"/>
+            <w:r>
+              <w:rPr>
+                <w:rFonts w:ascii="Times New Roman"/>
+                <w:sz w:val="14"/>
+              </w:rPr>
+              <w:t>}}</w:t>
             </w:r>
           </w:p>
         </w:tc>
@@ -24895,7 +26677,15 @@
                 <w:rFonts w:ascii="Times New Roman"/>
                 <w:sz w:val="14"/>
               </w:rPr>
-              <w:t>{{dis</w:t>
+              <w:t>{{</w:t>
+            </w:r>
+            <w:proofErr w:type="spellStart"/>
+            <w:r>
+              <w:rPr>
+                <w:rFonts w:ascii="Times New Roman"/>
+                <w:sz w:val="14"/>
+              </w:rPr>
+              <w:t>dis</w:t>
             </w:r>
             <w:r>
               <w:rPr>
@@ -24909,7 +26699,15 @@
                 <w:rFonts w:ascii="Times New Roman"/>
                 <w:sz w:val="14"/>
               </w:rPr>
-              <w:t>_unc}}</w:t>
+              <w:t>_unc</w:t>
+            </w:r>
+            <w:proofErr w:type="spellEnd"/>
+            <w:r>
+              <w:rPr>
+                <w:rFonts w:ascii="Times New Roman"/>
+                <w:sz w:val="14"/>
+              </w:rPr>
+              <w:t>}}</w:t>
             </w:r>
           </w:p>
         </w:tc>
@@ -24934,6 +26732,7 @@
               </w:rPr>
               <w:t>{{</w:t>
             </w:r>
+            <w:proofErr w:type="spellStart"/>
             <w:r>
               <w:rPr>
                 <w:rFonts w:ascii="Times New Roman"/>
@@ -24946,7 +26745,15 @@
                 <w:rFonts w:ascii="Times New Roman"/>
                 <w:sz w:val="14"/>
               </w:rPr>
-              <w:t>_unc}}</w:t>
+              <w:t>_unc</w:t>
+            </w:r>
+            <w:proofErr w:type="spellEnd"/>
+            <w:r>
+              <w:rPr>
+                <w:rFonts w:ascii="Times New Roman"/>
+                <w:sz w:val="14"/>
+              </w:rPr>
+              <w:t>}}</w:t>
             </w:r>
           </w:p>
         </w:tc>
@@ -24970,7 +26777,15 @@
                 <w:rFonts w:ascii="Times New Roman"/>
                 <w:sz w:val="14"/>
               </w:rPr>
-              <w:t>{{near</w:t>
+              <w:t>{{</w:t>
+            </w:r>
+            <w:proofErr w:type="spellStart"/>
+            <w:r>
+              <w:rPr>
+                <w:rFonts w:ascii="Times New Roman"/>
+                <w:sz w:val="14"/>
+              </w:rPr>
+              <w:t>near</w:t>
             </w:r>
             <w:r>
               <w:rPr>
@@ -24984,7 +26799,15 @@
                 <w:rFonts w:ascii="Times New Roman"/>
                 <w:sz w:val="14"/>
               </w:rPr>
-              <w:t>_unc}}</w:t>
+              <w:t>_unc</w:t>
+            </w:r>
+            <w:proofErr w:type="spellEnd"/>
+            <w:r>
+              <w:rPr>
+                <w:rFonts w:ascii="Times New Roman"/>
+                <w:sz w:val="14"/>
+              </w:rPr>
+              <w:t>}}</w:t>
             </w:r>
           </w:p>
         </w:tc>
@@ -25007,7 +26830,23 @@
                 <w:rFonts w:ascii="Times New Roman"/>
                 <w:sz w:val="14"/>
               </w:rPr>
-              <w:t>{{bv_unc}}</w:t>
+              <w:t>{{</w:t>
+            </w:r>
+            <w:proofErr w:type="spellStart"/>
+            <w:r>
+              <w:rPr>
+                <w:rFonts w:ascii="Times New Roman"/>
+                <w:sz w:val="14"/>
+              </w:rPr>
+              <w:t>bv_unc</w:t>
+            </w:r>
+            <w:proofErr w:type="spellEnd"/>
+            <w:r>
+              <w:rPr>
+                <w:rFonts w:ascii="Times New Roman"/>
+                <w:sz w:val="14"/>
+              </w:rPr>
+              <w:t>}}</w:t>
             </w:r>
           </w:p>
         </w:tc>
@@ -25071,6 +26910,7 @@
               </w:rPr>
               <w:t>{{</w:t>
             </w:r>
+            <w:proofErr w:type="spellStart"/>
             <w:r>
               <w:rPr>
                 <w:sz w:val="16"/>
@@ -25085,6 +26925,7 @@
               </w:rPr>
               <w:t>pcb</w:t>
             </w:r>
+            <w:proofErr w:type="spellEnd"/>
             <w:r>
               <w:rPr>
                 <w:sz w:val="16"/>
@@ -25122,7 +26963,25 @@
                 <w:spacing w:val="-2"/>
                 <w:sz w:val="14"/>
               </w:rPr>
-              <w:t>{{bg_type}}</w:t>
+              <w:t>{{</w:t>
+            </w:r>
+            <w:proofErr w:type="spellStart"/>
+            <w:r>
+              <w:rPr>
+                <w:iCs/>
+                <w:spacing w:val="-2"/>
+                <w:sz w:val="14"/>
+              </w:rPr>
+              <w:t>bg_type</w:t>
+            </w:r>
+            <w:proofErr w:type="spellEnd"/>
+            <w:r>
+              <w:rPr>
+                <w:iCs/>
+                <w:spacing w:val="-2"/>
+                <w:sz w:val="14"/>
+              </w:rPr>
+              <w:t>}}</w:t>
             </w:r>
           </w:p>
         </w:tc>
@@ -25276,7 +27135,15 @@
                 <w:rFonts w:ascii="Times New Roman"/>
                 <w:sz w:val="14"/>
               </w:rPr>
-              <w:t>{{dis</w:t>
+              <w:t>{{</w:t>
+            </w:r>
+            <w:proofErr w:type="spellStart"/>
+            <w:r>
+              <w:rPr>
+                <w:rFonts w:ascii="Times New Roman"/>
+                <w:sz w:val="14"/>
+              </w:rPr>
+              <w:t>dis</w:t>
             </w:r>
             <w:r>
               <w:rPr>
@@ -25299,6 +27166,7 @@
               </w:rPr>
               <w:t>cor</w:t>
             </w:r>
+            <w:proofErr w:type="spellEnd"/>
             <w:r>
               <w:rPr>
                 <w:rFonts w:ascii="Times New Roman"/>
@@ -25328,7 +27196,15 @@
                 <w:rFonts w:ascii="Times New Roman"/>
                 <w:sz w:val="14"/>
               </w:rPr>
-              <w:t>{{dis</w:t>
+              <w:t>{{</w:t>
+            </w:r>
+            <w:proofErr w:type="spellStart"/>
+            <w:r>
+              <w:rPr>
+                <w:rFonts w:ascii="Times New Roman"/>
+                <w:sz w:val="14"/>
+              </w:rPr>
+              <w:t>dis</w:t>
             </w:r>
             <w:r>
               <w:rPr>
@@ -25342,7 +27218,15 @@
                 <w:rFonts w:ascii="Times New Roman"/>
                 <w:sz w:val="14"/>
               </w:rPr>
-              <w:t>_cor}}</w:t>
+              <w:t>_cor</w:t>
+            </w:r>
+            <w:proofErr w:type="spellEnd"/>
+            <w:r>
+              <w:rPr>
+                <w:rFonts w:ascii="Times New Roman"/>
+                <w:sz w:val="14"/>
+              </w:rPr>
+              <w:t>}}</w:t>
             </w:r>
           </w:p>
         </w:tc>
@@ -25365,7 +27249,15 @@
                 <w:rFonts w:ascii="Times New Roman"/>
                 <w:sz w:val="14"/>
               </w:rPr>
-              <w:t>{{near</w:t>
+              <w:t>{{</w:t>
+            </w:r>
+            <w:proofErr w:type="spellStart"/>
+            <w:r>
+              <w:rPr>
+                <w:rFonts w:ascii="Times New Roman"/>
+                <w:sz w:val="14"/>
+              </w:rPr>
+              <w:t>near</w:t>
             </w:r>
             <w:r>
               <w:rPr>
@@ -25388,6 +27280,7 @@
               </w:rPr>
               <w:t>cor</w:t>
             </w:r>
+            <w:proofErr w:type="spellEnd"/>
             <w:r>
               <w:rPr>
                 <w:rFonts w:ascii="Times New Roman"/>
@@ -25417,7 +27310,15 @@
                 <w:rFonts w:ascii="Times New Roman"/>
                 <w:sz w:val="14"/>
               </w:rPr>
-              <w:t>{{near</w:t>
+              <w:t>{{</w:t>
+            </w:r>
+            <w:proofErr w:type="spellStart"/>
+            <w:r>
+              <w:rPr>
+                <w:rFonts w:ascii="Times New Roman"/>
+                <w:sz w:val="14"/>
+              </w:rPr>
+              <w:t>near</w:t>
             </w:r>
             <w:r>
               <w:rPr>
@@ -25431,7 +27332,15 @@
                 <w:rFonts w:ascii="Times New Roman"/>
                 <w:sz w:val="14"/>
               </w:rPr>
-              <w:t>_cor}}</w:t>
+              <w:t>_cor</w:t>
+            </w:r>
+            <w:proofErr w:type="spellEnd"/>
+            <w:r>
+              <w:rPr>
+                <w:rFonts w:ascii="Times New Roman"/>
+                <w:sz w:val="14"/>
+              </w:rPr>
+              <w:t>}}</w:t>
             </w:r>
           </w:p>
         </w:tc>
@@ -25454,7 +27363,15 @@
                 <w:rFonts w:ascii="Times New Roman"/>
                 <w:sz w:val="14"/>
               </w:rPr>
-              <w:t>{{bv_</w:t>
+              <w:t>{{</w:t>
+            </w:r>
+            <w:proofErr w:type="spellStart"/>
+            <w:r>
+              <w:rPr>
+                <w:rFonts w:ascii="Times New Roman"/>
+                <w:sz w:val="14"/>
+              </w:rPr>
+              <w:t>bv_</w:t>
             </w:r>
             <w:r>
               <w:rPr>
@@ -25463,6 +27380,7 @@
               </w:rPr>
               <w:t>cor</w:t>
             </w:r>
+            <w:proofErr w:type="spellEnd"/>
             <w:r>
               <w:rPr>
                 <w:rFonts w:ascii="Times New Roman"/>
@@ -25533,6 +27451,7 @@
               </w:rPr>
               <w:t>{{</w:t>
             </w:r>
+            <w:proofErr w:type="spellStart"/>
             <w:r>
               <w:rPr>
                 <w:sz w:val="16"/>
@@ -25547,6 +27466,7 @@
               </w:rPr>
               <w:t>tcb</w:t>
             </w:r>
+            <w:proofErr w:type="spellEnd"/>
             <w:r>
               <w:rPr>
                 <w:sz w:val="16"/>
@@ -25591,7 +27511,25 @@
                 <w:spacing w:val="-2"/>
                 <w:sz w:val="14"/>
               </w:rPr>
-              <w:t xml:space="preserve">(ve): </w:t>
+              <w:t>(</w:t>
+            </w:r>
+            <w:proofErr w:type="spellStart"/>
+            <w:r>
+              <w:rPr>
+                <w:i/>
+                <w:spacing w:val="-2"/>
+                <w:sz w:val="14"/>
+              </w:rPr>
+              <w:t>ve</w:t>
+            </w:r>
+            <w:proofErr w:type="spellEnd"/>
+            <w:r>
+              <w:rPr>
+                <w:i/>
+                <w:spacing w:val="-2"/>
+                <w:sz w:val="14"/>
+              </w:rPr>
+              <w:t xml:space="preserve">): </w:t>
             </w:r>
             <w:r>
               <w:rPr>
@@ -25599,7 +27537,25 @@
                 <w:spacing w:val="-2"/>
                 <w:sz w:val="14"/>
               </w:rPr>
-              <w:t>{{bg_rh}}</w:t>
+              <w:t>{{</w:t>
+            </w:r>
+            <w:proofErr w:type="spellStart"/>
+            <w:r>
+              <w:rPr>
+                <w:iCs/>
+                <w:spacing w:val="-2"/>
+                <w:sz w:val="14"/>
+              </w:rPr>
+              <w:t>bg_rh</w:t>
+            </w:r>
+            <w:proofErr w:type="spellEnd"/>
+            <w:r>
+              <w:rPr>
+                <w:iCs/>
+                <w:spacing w:val="-2"/>
+                <w:sz w:val="14"/>
+              </w:rPr>
+              <w:t>}}</w:t>
             </w:r>
           </w:p>
         </w:tc>
@@ -27230,6 +29186,7 @@
               </w:rPr>
               <w:tab/>
             </w:r>
+            <w:proofErr w:type="gramStart"/>
             <w:r>
               <w:rPr>
                 <w:b/>
@@ -27238,6 +29195,7 @@
               </w:rPr>
               <w:t>A</w:t>
             </w:r>
+            <w:proofErr w:type="gramEnd"/>
             <w:r>
               <w:rPr>
                 <w:b/>
@@ -27311,13 +29269,13 @@
       <mc:AlternateContent>
         <mc:Choice Requires="wps">
           <w:drawing>
-            <wp:anchor distT="0" distB="0" distL="0" distR="0" simplePos="0" relativeHeight="486590464" behindDoc="1" locked="0" layoutInCell="1" allowOverlap="1" wp14:anchorId="0DE9C1CC" wp14:editId="5BBC6668">
+            <wp:anchor distT="0" distB="0" distL="0" distR="0" simplePos="0" relativeHeight="486590464" behindDoc="1" locked="0" layoutInCell="1" allowOverlap="1" wp14:anchorId="0DE9C1CC" wp14:editId="31D2532B">
               <wp:simplePos x="0" y="0"/>
               <wp:positionH relativeFrom="page">
-                <wp:posOffset>217424</wp:posOffset>
+                <wp:posOffset>217170</wp:posOffset>
               </wp:positionH>
               <wp:positionV relativeFrom="page">
-                <wp:posOffset>9721545</wp:posOffset>
+                <wp:posOffset>10272248</wp:posOffset>
               </wp:positionV>
               <wp:extent cx="1896110" cy="304800"/>
               <wp:effectExtent l="0" t="0" r="0" b="0"/>
@@ -27392,8 +29350,16 @@
                             <w:rPr>
                               <w:w w:val="105"/>
                             </w:rPr>
-                            <w:t>(QatarEnergy</w:t>
+                            <w:t>(</w:t>
                           </w:r>
+                          <w:proofErr w:type="spellStart"/>
+                          <w:r>
+                            <w:rPr>
+                              <w:w w:val="105"/>
+                            </w:rPr>
+                            <w:t>QatarEnergy</w:t>
+                          </w:r>
+                          <w:proofErr w:type="spellEnd"/>
                           <w:r>
                             <w:rPr>
                               <w:spacing w:val="-9"/>
@@ -27546,7 +29512,7 @@
               <v:stroke joinstyle="miter"/>
               <v:path gradientshapeok="t" o:connecttype="rect"/>
             </v:shapetype>
-            <v:shape id="Textbox 2" o:spid="_x0000_s1028" type="#_x0000_t202" style="position:absolute;margin-left:17.1pt;margin-top:765.5pt;width:149.3pt;height:24pt;z-index:-16726016;visibility:visible;mso-wrap-style:square;mso-wrap-distance-left:0;mso-wrap-distance-top:0;mso-wrap-distance-right:0;mso-wrap-distance-bottom:0;mso-position-horizontal:absolute;mso-position-horizontal-relative:page;mso-position-vertical:absolute;mso-position-vertical-relative:page;v-text-anchor:top" o:gfxdata="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" filled="f" stroked="f">
+            <v:shape id="Textbox 2" o:spid="_x0000_s1028" type="#_x0000_t202" style="position:absolute;margin-left:17.1pt;margin-top:808.85pt;width:149.3pt;height:24pt;z-index:-16726016;visibility:visible;mso-wrap-style:square;mso-wrap-distance-left:0;mso-wrap-distance-top:0;mso-wrap-distance-right:0;mso-wrap-distance-bottom:0;mso-position-horizontal:absolute;mso-position-horizontal-relative:page;mso-position-vertical:absolute;mso-position-vertical-relative:page;v-text-anchor:top" o:gfxdata="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" filled="f" stroked="f">
               <v:textbox inset="0,0,0,0">
                 <w:txbxContent>
                   <w:p>
@@ -27598,8 +29564,16 @@
                       <w:rPr>
                         <w:w w:val="105"/>
                       </w:rPr>
-                      <w:t>(QatarEnergy</w:t>
+                      <w:t>(</w:t>
                     </w:r>
+                    <w:proofErr w:type="spellStart"/>
+                    <w:r>
+                      <w:rPr>
+                        <w:w w:val="105"/>
+                      </w:rPr>
+                      <w:t>QatarEnergy</w:t>
+                    </w:r>
+                    <w:proofErr w:type="spellEnd"/>
                     <w:r>
                       <w:rPr>
                         <w:spacing w:val="-9"/>
@@ -28506,6 +30480,54 @@
     <w:uiPriority w:val="1"/>
     <w:qFormat/>
   </w:style>
+  <w:style w:type="paragraph" w:styleId="Header">
+    <w:name w:val="header"/>
+    <w:basedOn w:val="Normal"/>
+    <w:link w:val="HeaderChar"/>
+    <w:uiPriority w:val="99"/>
+    <w:unhideWhenUsed/>
+    <w:rsid w:val="00B977AD"/>
+    <w:pPr>
+      <w:tabs>
+        <w:tab w:val="center" w:pos="4680"/>
+        <w:tab w:val="right" w:pos="9360"/>
+      </w:tabs>
+    </w:pPr>
+  </w:style>
+  <w:style w:type="character" w:customStyle="1" w:styleId="HeaderChar">
+    <w:name w:val="Header Char"/>
+    <w:basedOn w:val="DefaultParagraphFont"/>
+    <w:link w:val="Header"/>
+    <w:uiPriority w:val="99"/>
+    <w:rsid w:val="00B977AD"/>
+    <w:rPr>
+      <w:rFonts w:ascii="Calibri" w:eastAsia="Calibri" w:hAnsi="Calibri" w:cs="Calibri"/>
+    </w:rPr>
+  </w:style>
+  <w:style w:type="paragraph" w:styleId="Footer">
+    <w:name w:val="footer"/>
+    <w:basedOn w:val="Normal"/>
+    <w:link w:val="FooterChar"/>
+    <w:uiPriority w:val="99"/>
+    <w:unhideWhenUsed/>
+    <w:rsid w:val="00B977AD"/>
+    <w:pPr>
+      <w:tabs>
+        <w:tab w:val="center" w:pos="4680"/>
+        <w:tab w:val="right" w:pos="9360"/>
+      </w:tabs>
+    </w:pPr>
+  </w:style>
+  <w:style w:type="character" w:customStyle="1" w:styleId="FooterChar">
+    <w:name w:val="Footer Char"/>
+    <w:basedOn w:val="DefaultParagraphFont"/>
+    <w:link w:val="Footer"/>
+    <w:uiPriority w:val="99"/>
+    <w:rsid w:val="00B977AD"/>
+    <w:rPr>
+      <w:rFonts w:ascii="Calibri" w:eastAsia="Calibri" w:hAnsi="Calibri" w:cs="Calibri"/>
+    </w:rPr>
+  </w:style>
 </w:styles>
 </file>
 
